--- a/rendu.docx
+++ b/rendu.docx
@@ -3,18 +3,44 @@
 <w:document xmlns:wpc="http://schemas.microsoft.com/office/word/2010/wordprocessingCanvas" xmlns:cx="http://schemas.microsoft.com/office/drawing/2014/chartex" xmlns:cx1="http://schemas.microsoft.com/office/drawing/2015/9/8/chartex" xmlns:cx2="http://schemas.microsoft.com/office/drawing/2015/10/21/chartex" xmlns:cx3="http://schemas.microsoft.com/office/drawing/2016/5/9/chartex" xmlns:cx4="http://schemas.microsoft.com/office/drawing/2016/5/10/chartex" xmlns:cx5="http://schemas.microsoft.com/office/drawing/2016/5/11/chartex" xmlns:cx6="http://schemas.microsoft.com/office/drawing/2016/5/12/chartex" xmlns:cx7="http://schemas.microsoft.com/office/drawing/2016/5/13/chartex" xmlns:cx8="http://schemas.microsoft.com/office/drawing/2016/5/14/chartex" xmlns:mc="http://schemas.openxmlformats.org/markup-compatibility/2006" xmlns:aink="http://schemas.microsoft.com/office/drawing/2016/ink" xmlns:am3d="http://schemas.microsoft.com/office/drawing/2017/model3d" xmlns:o="urn:schemas-microsoft-com:office:office" xmlns:oel="http://schemas.microsoft.com/office/2019/extlst" xmlns:r="http://schemas.openxmlformats.org/officeDocument/2006/relationships" xmlns:m="http://schemas.openxmlformats.org/officeDocument/2006/math" xmlns:v="urn:schemas-microsoft-com:vml" xmlns:wp14="http://schemas.microsoft.com/office/word/2010/wordprocessingDrawing" xmlns:wp="http://schemas.openxmlformats.org/drawingml/2006/wordprocessingDrawing" xmlns:w10="urn:schemas-microsoft-com:office:word" xmlns:w="http://schemas.openxmlformats.org/wordprocessingml/2006/main" xmlns:w14="http://schemas.microsoft.com/office/word/2010/wordml" xmlns:w15="http://schemas.microsoft.com/office/word/2012/wordml" xmlns:w16cex="http://schemas.microsoft.com/office/word/2018/wordml/cex" xmlns:w16cid="http://schemas.microsoft.com/office/word/2016/wordml/cid" xmlns:w16="http://schemas.microsoft.com/office/word/2018/wordml" xmlns:w16du="http://schemas.microsoft.com/office/word/2023/wordml/word16du" xmlns:w16sdtdh="http://schemas.microsoft.com/office/word/2020/wordml/sdtdatahash" xmlns:w16sdtfl="http://schemas.microsoft.com/office/word/2024/wordml/sdtformatlock" xmlns:w16se="http://schemas.microsoft.com/office/word/2015/wordml/symex" xmlns:wpg="http://schemas.microsoft.com/office/word/2010/wordprocessingGroup" xmlns:wpi="http://schemas.microsoft.com/office/word/2010/wordprocessingInk" xmlns:wne="http://schemas.microsoft.com/office/word/2006/wordml" xmlns:wps="http://schemas.microsoft.com/office/word/2010/wordprocessingShape" mc:Ignorable="w14 w15 w16se w16cid w16 w16cex w16sdtdh w16sdtfl w16du wp14">
   <w:body>
     <w:p>
+      <w:pPr>
+        <w:pStyle w:val="Titre1"/>
+      </w:pPr>
       <w:r>
-        <w:t>Que fait l’app ?</w:t>
+        <w:t>Principe de l’application</w:t>
       </w:r>
     </w:p>
-    <w:p/>
     <w:p>
+      <w:r>
+        <w:t>Cette application s’adresse à un public industriel. En effet, elle permet de consulter des données de production, telles que : les machines, les ordres de fabrication et les temps d’arrêt.</w:t>
+      </w:r>
+    </w:p>
+    <w:p>
+      <w:r>
+        <w:t>En plus de la visualisation d’informations, l’utilisateur a la possibilité d’ajouter, d’éditer ou de supprimer les données intégrées dans l’application. De plus, l’utilisateur peut demander la génération d’un rapport, qui contiendra tous les indicateurs nécessaires à l’analyse des données de production. Le document sera agrégé d’une liste de points forts/faibles et de conseils pour améliorer la production (efficacité, taux d’usage, maintenance, …)</w:t>
+      </w:r>
+      <w:r>
+        <w:t>.</w:t>
+      </w:r>
+    </w:p>
+    <w:p>
+      <w:r>
+        <w:t>Le cas d’utilisation auquel répond l’application est donc la visualisation des informations de production et la génération d’un rapport d’analyse sur ces données.</w:t>
+      </w:r>
+    </w:p>
+    <w:p>
+      <w:pPr>
+        <w:pStyle w:val="Titre1"/>
+      </w:pPr>
       <w:r>
         <w:t>Les difficultés rencontrées</w:t>
       </w:r>
     </w:p>
     <w:p/>
     <w:p>
+      <w:pPr>
+        <w:pStyle w:val="Titre1"/>
+      </w:pPr>
       <w:r>
         <w:t>Comment nous les avons résolues</w:t>
       </w:r>

--- a/rendu.docx
+++ b/rendu.docx
@@ -3,29 +3,36 @@
 <w:document xmlns:wpc="http://schemas.microsoft.com/office/word/2010/wordprocessingCanvas" xmlns:cx="http://schemas.microsoft.com/office/drawing/2014/chartex" xmlns:cx1="http://schemas.microsoft.com/office/drawing/2015/9/8/chartex" xmlns:cx2="http://schemas.microsoft.com/office/drawing/2015/10/21/chartex" xmlns:cx3="http://schemas.microsoft.com/office/drawing/2016/5/9/chartex" xmlns:cx4="http://schemas.microsoft.com/office/drawing/2016/5/10/chartex" xmlns:cx5="http://schemas.microsoft.com/office/drawing/2016/5/11/chartex" xmlns:cx6="http://schemas.microsoft.com/office/drawing/2016/5/12/chartex" xmlns:cx7="http://schemas.microsoft.com/office/drawing/2016/5/13/chartex" xmlns:cx8="http://schemas.microsoft.com/office/drawing/2016/5/14/chartex" xmlns:mc="http://schemas.openxmlformats.org/markup-compatibility/2006" xmlns:aink="http://schemas.microsoft.com/office/drawing/2016/ink" xmlns:am3d="http://schemas.microsoft.com/office/drawing/2017/model3d" xmlns:o="urn:schemas-microsoft-com:office:office" xmlns:oel="http://schemas.microsoft.com/office/2019/extlst" xmlns:r="http://schemas.openxmlformats.org/officeDocument/2006/relationships" xmlns:m="http://schemas.openxmlformats.org/officeDocument/2006/math" xmlns:v="urn:schemas-microsoft-com:vml" xmlns:wp14="http://schemas.microsoft.com/office/word/2010/wordprocessingDrawing" xmlns:wp="http://schemas.openxmlformats.org/drawingml/2006/wordprocessingDrawing" xmlns:w10="urn:schemas-microsoft-com:office:word" xmlns:w="http://schemas.openxmlformats.org/wordprocessingml/2006/main" xmlns:w14="http://schemas.microsoft.com/office/word/2010/wordml" xmlns:w15="http://schemas.microsoft.com/office/word/2012/wordml" xmlns:w16cex="http://schemas.microsoft.com/office/word/2018/wordml/cex" xmlns:w16cid="http://schemas.microsoft.com/office/word/2016/wordml/cid" xmlns:w16="http://schemas.microsoft.com/office/word/2018/wordml" xmlns:w16du="http://schemas.microsoft.com/office/word/2023/wordml/word16du" xmlns:w16sdtdh="http://schemas.microsoft.com/office/word/2020/wordml/sdtdatahash" xmlns:w16sdtfl="http://schemas.microsoft.com/office/word/2024/wordml/sdtformatlock" xmlns:w16se="http://schemas.microsoft.com/office/word/2015/wordml/symex" xmlns:wpg="http://schemas.microsoft.com/office/word/2010/wordprocessingGroup" xmlns:wpi="http://schemas.microsoft.com/office/word/2010/wordprocessingInk" xmlns:wne="http://schemas.microsoft.com/office/word/2006/wordml" xmlns:wps="http://schemas.microsoft.com/office/word/2010/wordprocessingShape" mc:Ignorable="w14 w15 w16se w16cid w16 w16cex w16sdtdh w16sdtfl w16du wp14">
   <w:body>
     <w:p>
-      <w:pPr>
-        <w:pStyle w:val="Titre1"/>
-      </w:pPr>
-      <w:r>
-        <w:t>Principe de l’application</w:t>
+      <w:r>
+        <w:t>DOS SANTOS PATATAS Brad</w:t>
+      </w:r>
+      <w:r>
+        <w:br/>
+        <w:t>SAUTHIER Emeric</w:t>
+      </w:r>
+      <w:r>
+        <w:br/>
+        <w:t>SAYEN Thomas</w:t>
       </w:r>
     </w:p>
     <w:p>
-      <w:r>
-        <w:t>Cette application s’adresse à un public industriel. En effet, elle permet de consulter des données de production, telles que : les machines, les ordres de fabrication et les temps d’arrêt.</w:t>
-      </w:r>
-    </w:p>
-    <w:p>
-      <w:r>
-        <w:t>En plus de la visualisation d’informations, l’utilisateur a la possibilité d’ajouter, d’éditer ou de supprimer les données intégrées dans l’application. De plus, l’utilisateur peut demander la génération d’un rapport, qui contiendra tous les indicateurs nécessaires à l’analyse des données de production. Le document sera agrégé d’une liste de points forts/faibles et de conseils pour améliorer la production (efficacité, taux d’usage, maintenance, …)</w:t>
-      </w:r>
-      <w:r>
-        <w:t>.</w:t>
-      </w:r>
-    </w:p>
-    <w:p>
-      <w:r>
-        <w:t>Le cas d’utilisation auquel répond l’application est donc la visualisation des informations de production et la génération d’un rapport d’analyse sur ces données.</w:t>
+      <w:pPr>
+        <w:jc w:val="center"/>
+        <w:rPr>
+          <w:b/>
+          <w:bCs/>
+          <w:sz w:val="40"/>
+          <w:szCs w:val="40"/>
+        </w:rPr>
+      </w:pPr>
+      <w:r>
+        <w:rPr>
+          <w:b/>
+          <w:bCs/>
+          <w:sz w:val="40"/>
+          <w:szCs w:val="40"/>
+        </w:rPr>
+        <w:t>Document de synthèse</w:t>
       </w:r>
     </w:p>
     <w:p>
@@ -33,16 +40,95 @@
         <w:pStyle w:val="Titre1"/>
       </w:pPr>
       <w:r>
-        <w:t>Les difficultés rencontrées</w:t>
+        <w:t>Principe de l’application</w:t>
       </w:r>
     </w:p>
-    <w:p/>
+    <w:p>
+      <w:r>
+        <w:t>Cette application s’adresse à un public industriel. En effet, elle permet de consulter des données de production, telles que : les machines, les ordres de fabrication et les temps d’arrêt.</w:t>
+      </w:r>
+    </w:p>
+    <w:p>
+      <w:r>
+        <w:t>En plus de la visualisation d’informations, l’utilisateur a la possibilité d’ajouter, d’éditer ou de supprimer les données intégrées dans l’application. De plus, l’utilisateur peut demander la génération d’un rapport, qui contiendra tous les indicateurs nécessaires à l’analyse des données de production. Le document sera agrégé d’une liste de points forts/faibles et de conseils pour améliorer la production (efficacité, taux d’usage, maintenance, …)</w:t>
+      </w:r>
+      <w:r>
+        <w:t>.</w:t>
+      </w:r>
+    </w:p>
+    <w:p>
+      <w:r>
+        <w:t>Le cas d’utilisation auquel répond l’application est donc la visualisation</w:t>
+      </w:r>
+      <w:r>
+        <w:t xml:space="preserve"> et l’édition</w:t>
+      </w:r>
+      <w:r>
+        <w:t xml:space="preserve"> des informations de production</w:t>
+      </w:r>
+      <w:r>
+        <w:t xml:space="preserve">, ainsi que </w:t>
+      </w:r>
+      <w:r>
+        <w:t>la génération d’un rapport d’analyse sur ces données.</w:t>
+      </w:r>
+    </w:p>
     <w:p>
       <w:pPr>
         <w:pStyle w:val="Titre1"/>
       </w:pPr>
       <w:r>
+        <w:t>Les difficultés rencontrées</w:t>
+      </w:r>
+    </w:p>
+    <w:p>
+      <w:r>
+        <w:t>Afin de créer la base de l’application, nous avons utilisé Claude. Celui-ci nous a grandement facilité la tâche, cependant certaines portions de code n’étaient pas fonctionnelles ou peu pertinentes</w:t>
+      </w:r>
+      <w:r>
+        <w:t xml:space="preserve">, notamment </w:t>
+      </w:r>
+      <w:r>
+        <w:t>en termes de</w:t>
+      </w:r>
+      <w:r>
+        <w:t xml:space="preserve"> gestion d’erreur.</w:t>
+      </w:r>
+    </w:p>
+    <w:p>
+      <w:r>
+        <w:t>De plus, les recommandations faites par Claude n’étaient pas forcément d’actualité, pour le modèle LLM à utiliser notamment.</w:t>
+      </w:r>
+    </w:p>
+    <w:p>
+      <w:pPr>
+        <w:pStyle w:val="Titre1"/>
+      </w:pPr>
+      <w:r>
         <w:t>Comment nous les avons résolues</w:t>
+      </w:r>
+    </w:p>
+    <w:p>
+      <w:r>
+        <w:t>Pour répondre aux difficultés rencontrées, nous avons pris du recul sur ce que l’IA nous donnait. En mettant en perspective le rendu, nous avons détecté les améliorations/corrections possibles et les avons mises en place.</w:t>
+      </w:r>
+    </w:p>
+    <w:p>
+      <w:r>
+        <w:t>Nous avons également utilisé l’IA pour auditer notre code, afin de déceler les incohérences, duplications de code. Nous avons donc obtenu une vue d’ensemble sur la qualité de notre réalisation et entamé des correctifs en conséquence.</w:t>
+      </w:r>
+    </w:p>
+    <w:p>
+      <w:pPr>
+        <w:pStyle w:val="Titre1"/>
+      </w:pPr>
+      <w:r>
+        <w:t>Améliorations possibles</w:t>
+      </w:r>
+    </w:p>
+    <w:p>
+      <w:r>
+        <w:t>L’application pourrait être améliorée en ajoutant une classe matérialisant les rejets. Celle-ci contiendrait la cause de rejet, ainsi que la quantité. Cela aurait un impact sur la méthode de calculs des données, et ajouterait un niveau de précision plus important qu’actuellement.</w:t>
       </w:r>
     </w:p>
     <w:sectPr>

--- a/rendu.docx
+++ b/rendu.docx
@@ -50,7 +50,24 @@
     </w:p>
     <w:p>
       <w:r>
-        <w:t>En plus de la visualisation d’informations, l’utilisateur a la possibilité d’ajouter, d’éditer ou de supprimer les données intégrées dans l’application. De plus, l’utilisateur peut demander la génération d’un rapport, qui contiendra tous les indicateurs nécessaires à l’analyse des données de production. Le document sera agrégé d’une liste de points forts/faibles et de conseils pour améliorer la production (efficacité, taux d’usage, maintenance, …)</w:t>
+        <w:t>En plus de la visualisation d’informations, l’utilisateur a la possibilité d’ajouter, d’éditer ou de supprimer les données intégrées dans l’application.</w:t>
+      </w:r>
+    </w:p>
+    <w:p>
+      <w:r>
+        <w:t xml:space="preserve">De plus, l’utilisateur peut demander la génération d’un rapport, qui contiendra tous les indicateurs nécessaires à l’analyse des données de production. Le </w:t>
+      </w:r>
+      <w:r>
+        <w:t>rapport</w:t>
+      </w:r>
+      <w:r>
+        <w:t xml:space="preserve"> </w:t>
+      </w:r>
+      <w:r>
+        <w:t>est</w:t>
+      </w:r>
+      <w:r>
+        <w:t xml:space="preserve"> agrégé d’une liste de points forts/faibles et de conseils pour améliorer la production (efficacité, taux d’usage, maintenance, …)</w:t>
       </w:r>
       <w:r>
         <w:t>.</w:t>
@@ -71,6 +88,16 @@
       </w:r>
       <w:r>
         <w:t>la génération d’un rapport d’analyse sur ces données.</w:t>
+      </w:r>
+    </w:p>
+    <w:p>
+      <w:r>
+        <w:t>En plus de répondre à ce cas d’usage, l’application permet d’importer des données depuis un fichier CSV, et d’exporter le tableau du dashboard au format CSV.</w:t>
+      </w:r>
+    </w:p>
+    <w:p>
+      <w:r>
+        <w:t>Enfin, l’application est multilingue et permet de sélectionner une langue parmi l’anglais et le français.</w:t>
       </w:r>
     </w:p>
     <w:p>
@@ -123,6 +150,7 @@
         <w:pStyle w:val="Titre1"/>
       </w:pPr>
       <w:r>
+        <w:lastRenderedPageBreak/>
         <w:t>Améliorations possibles</w:t>
       </w:r>
     </w:p>

--- a/rendu.docx
+++ b/rendu.docx
@@ -1,22 +1,24 @@
 
 <file path=word/document.xml><?xml version="1.0" encoding="utf-8"?>
-<w:document xmlns:wpc="http://schemas.microsoft.com/office/word/2010/wordprocessingCanvas" xmlns:cx="http://schemas.microsoft.com/office/drawing/2014/chartex" xmlns:cx1="http://schemas.microsoft.com/office/drawing/2015/9/8/chartex" xmlns:cx2="http://schemas.microsoft.com/office/drawing/2015/10/21/chartex" xmlns:cx3="http://schemas.microsoft.com/office/drawing/2016/5/9/chartex" xmlns:cx4="http://schemas.microsoft.com/office/drawing/2016/5/10/chartex" xmlns:cx5="http://schemas.microsoft.com/office/drawing/2016/5/11/chartex" xmlns:cx6="http://schemas.microsoft.com/office/drawing/2016/5/12/chartex" xmlns:cx7="http://schemas.microsoft.com/office/drawing/2016/5/13/chartex" xmlns:cx8="http://schemas.microsoft.com/office/drawing/2016/5/14/chartex" xmlns:mc="http://schemas.openxmlformats.org/markup-compatibility/2006" xmlns:aink="http://schemas.microsoft.com/office/drawing/2016/ink" xmlns:am3d="http://schemas.microsoft.com/office/drawing/2017/model3d" xmlns:o="urn:schemas-microsoft-com:office:office" xmlns:oel="http://schemas.microsoft.com/office/2019/extlst" xmlns:r="http://schemas.openxmlformats.org/officeDocument/2006/relationships" xmlns:m="http://schemas.openxmlformats.org/officeDocument/2006/math" xmlns:v="urn:schemas-microsoft-com:vml" xmlns:wp14="http://schemas.microsoft.com/office/word/2010/wordprocessingDrawing" xmlns:wp="http://schemas.openxmlformats.org/drawingml/2006/wordprocessingDrawing" xmlns:w10="urn:schemas-microsoft-com:office:word" xmlns:w="http://schemas.openxmlformats.org/wordprocessingml/2006/main" xmlns:w14="http://schemas.microsoft.com/office/word/2010/wordml" xmlns:w15="http://schemas.microsoft.com/office/word/2012/wordml" xmlns:w16cex="http://schemas.microsoft.com/office/word/2018/wordml/cex" xmlns:w16cid="http://schemas.microsoft.com/office/word/2016/wordml/cid" xmlns:w16="http://schemas.microsoft.com/office/word/2018/wordml" xmlns:w16du="http://schemas.microsoft.com/office/word/2023/wordml/word16du" xmlns:w16sdtdh="http://schemas.microsoft.com/office/word/2020/wordml/sdtdatahash" xmlns:w16sdtfl="http://schemas.microsoft.com/office/word/2024/wordml/sdtformatlock" xmlns:w16se="http://schemas.microsoft.com/office/word/2015/wordml/symex" xmlns:wpg="http://schemas.microsoft.com/office/word/2010/wordprocessingGroup" xmlns:wpi="http://schemas.microsoft.com/office/word/2010/wordprocessingInk" xmlns:wne="http://schemas.microsoft.com/office/word/2006/wordml" xmlns:wps="http://schemas.microsoft.com/office/word/2010/wordprocessingShape" mc:Ignorable="w14 w15 w16se w16cid w16 w16cex w16sdtdh w16sdtfl w16du wp14">
+<w:document xmlns:o="urn:schemas-microsoft-com:office:office" xmlns:r="http://schemas.openxmlformats.org/officeDocument/2006/relationships" xmlns:v="urn:schemas-microsoft-com:vml" xmlns:w="http://schemas.openxmlformats.org/wordprocessingml/2006/main" xmlns:w10="urn:schemas-microsoft-com:office:word" xmlns:wp="http://schemas.openxmlformats.org/drawingml/2006/wordprocessingDrawing" xmlns:pic="http://schemas.openxmlformats.org/drawingml/2006/picture" xmlns:wps="http://schemas.microsoft.com/office/word/2010/wordprocessingShape" xmlns:wpg="http://schemas.microsoft.com/office/word/2010/wordprocessingGroup" xmlns:mc="http://schemas.openxmlformats.org/markup-compatibility/2006" xmlns:wp14="http://schemas.microsoft.com/office/word/2010/wordprocessingDrawing" xmlns:w14="http://schemas.microsoft.com/office/word/2010/wordml" xmlns:w15="http://schemas.microsoft.com/office/word/2012/wordml" mc:Ignorable="w14 wp14 w15">
   <w:body>
     <w:p>
-      <w:r>
+      <w:pPr>
+        <w:pStyle w:val="Normal"/>
+        <w:rPr/>
+      </w:pPr>
+      <w:r>
+        <w:rPr/>
         <w:t>DOS SANTOS PATATAS Brad</w:t>
-      </w:r>
-      <w:r>
         <w:br/>
         <w:t>SAUTHIER Emeric</w:t>
-      </w:r>
-      <w:r>
         <w:br/>
         <w:t>SAYEN Thomas</w:t>
       </w:r>
     </w:p>
     <w:p>
       <w:pPr>
+        <w:pStyle w:val="Normal"/>
         <w:jc w:val="center"/>
         <w:rPr>
           <w:b/>
@@ -37,144 +39,187 @@
     </w:p>
     <w:p>
       <w:pPr>
-        <w:pStyle w:val="Titre1"/>
-      </w:pPr>
-      <w:r>
+        <w:pStyle w:val="Heading1"/>
+        <w:rPr/>
+      </w:pPr>
+      <w:r>
+        <w:rPr/>
         <w:t>Principe de l’application</w:t>
       </w:r>
     </w:p>
     <w:p>
-      <w:r>
+      <w:pPr>
+        <w:pStyle w:val="Normal"/>
+        <w:rPr/>
+      </w:pPr>
+      <w:r>
+        <w:rPr/>
         <w:t>Cette application s’adresse à un public industriel. En effet, elle permet de consulter des données de production, telles que : les machines, les ordres de fabrication et les temps d’arrêt.</w:t>
       </w:r>
     </w:p>
     <w:p>
-      <w:r>
+      <w:pPr>
+        <w:pStyle w:val="Normal"/>
+        <w:rPr/>
+      </w:pPr>
+      <w:r>
+        <w:rPr/>
         <w:t>En plus de la visualisation d’informations, l’utilisateur a la possibilité d’ajouter, d’éditer ou de supprimer les données intégrées dans l’application.</w:t>
       </w:r>
     </w:p>
     <w:p>
-      <w:r>
-        <w:t xml:space="preserve">De plus, l’utilisateur peut demander la génération d’un rapport, qui contiendra tous les indicateurs nécessaires à l’analyse des données de production. Le </w:t>
-      </w:r>
-      <w:r>
-        <w:t>rapport</w:t>
-      </w:r>
-      <w:r>
-        <w:t xml:space="preserve"> </w:t>
-      </w:r>
-      <w:r>
-        <w:t>est</w:t>
-      </w:r>
-      <w:r>
-        <w:t xml:space="preserve"> agrégé d’une liste de points forts/faibles et de conseils pour améliorer la production (efficacité, taux d’usage, maintenance, …)</w:t>
-      </w:r>
-      <w:r>
-        <w:t>.</w:t>
-      </w:r>
-    </w:p>
-    <w:p>
-      <w:r>
-        <w:t>Le cas d’utilisation auquel répond l’application est donc la visualisation</w:t>
-      </w:r>
-      <w:r>
-        <w:t xml:space="preserve"> et l’édition</w:t>
-      </w:r>
-      <w:r>
-        <w:t xml:space="preserve"> des informations de production</w:t>
-      </w:r>
-      <w:r>
-        <w:t xml:space="preserve">, ainsi que </w:t>
-      </w:r>
-      <w:r>
-        <w:t>la génération d’un rapport d’analyse sur ces données.</w:t>
-      </w:r>
-    </w:p>
-    <w:p>
-      <w:r>
+      <w:pPr>
+        <w:pStyle w:val="Normal"/>
+        <w:rPr/>
+      </w:pPr>
+      <w:r>
+        <w:rPr/>
+        <w:t>De plus, l’utilisateur peut demander la génération d’un rapport, qui contiendra tous les indicateurs nécessaires à l’analyse des données de production. Le rapport est agrégé d’une liste de points forts/faibles et de conseils pour améliorer la production (efficacité, taux d’usage, maintenance, …).</w:t>
+      </w:r>
+    </w:p>
+    <w:p>
+      <w:pPr>
+        <w:pStyle w:val="Normal"/>
+        <w:rPr/>
+      </w:pPr>
+      <w:r>
+        <w:rPr/>
+        <w:t>Le cas d’utilisation auquel répond l’application est donc la visualisation et l’édition des informations de production, ainsi que la génération d’un rapport d’analyse sur ces données.</w:t>
+      </w:r>
+    </w:p>
+    <w:p>
+      <w:pPr>
+        <w:pStyle w:val="Normal"/>
+        <w:rPr/>
+      </w:pPr>
+      <w:r>
+        <w:rPr/>
         <w:t>En plus de répondre à ce cas d’usage, l’application permet d’importer des données depuis un fichier CSV, et d’exporter le tableau du dashboard au format CSV.</w:t>
       </w:r>
     </w:p>
     <w:p>
-      <w:r>
+      <w:pPr>
+        <w:pStyle w:val="Normal"/>
+        <w:rPr/>
+      </w:pPr>
+      <w:r>
+        <w:rPr/>
         <w:t>Enfin, l’application est multilingue et permet de sélectionner une langue parmi l’anglais et le français.</w:t>
       </w:r>
     </w:p>
     <w:p>
       <w:pPr>
-        <w:pStyle w:val="Titre1"/>
-      </w:pPr>
-      <w:r>
+        <w:pStyle w:val="Heading1"/>
+        <w:rPr/>
+      </w:pPr>
+      <w:r>
+        <w:rPr/>
         <w:t>Les difficultés rencontrées</w:t>
       </w:r>
     </w:p>
     <w:p>
-      <w:r>
-        <w:t>Afin de créer la base de l’application, nous avons utilisé Claude. Celui-ci nous a grandement facilité la tâche, cependant certaines portions de code n’étaient pas fonctionnelles ou peu pertinentes</w:t>
-      </w:r>
-      <w:r>
-        <w:t xml:space="preserve">, notamment </w:t>
-      </w:r>
-      <w:r>
-        <w:t>en termes de</w:t>
-      </w:r>
-      <w:r>
-        <w:t xml:space="preserve"> gestion d’erreur.</w:t>
-      </w:r>
-    </w:p>
-    <w:p>
-      <w:r>
+      <w:pPr>
+        <w:pStyle w:val="Normal"/>
+        <w:rPr/>
+      </w:pPr>
+      <w:r>
+        <w:rPr/>
+        <w:t>Afin de créer la base de l’application, nous avons utilisé Claude. Celui-ci nous a grandement facilité la tâche, cependant certaines portions de code n’étaient pas fonctionnelles ou peu pertinentes, notamment en termes de gestion d’erreur.</w:t>
+      </w:r>
+    </w:p>
+    <w:p>
+      <w:pPr>
+        <w:pStyle w:val="Normal"/>
+        <w:rPr/>
+      </w:pPr>
+      <w:r>
+        <w:rPr/>
         <w:t>De plus, les recommandations faites par Claude n’étaient pas forcément d’actualité, pour le modèle LLM à utiliser notamment.</w:t>
       </w:r>
     </w:p>
     <w:p>
       <w:pPr>
-        <w:pStyle w:val="Titre1"/>
-      </w:pPr>
-      <w:r>
+        <w:pStyle w:val="Heading1"/>
+        <w:rPr/>
+      </w:pPr>
+      <w:r>
+        <w:rPr/>
         <w:t>Comment nous les avons résolues</w:t>
       </w:r>
     </w:p>
     <w:p>
-      <w:r>
+      <w:pPr>
+        <w:pStyle w:val="Normal"/>
+        <w:rPr/>
+      </w:pPr>
+      <w:r>
+        <w:rPr/>
         <w:t>Pour répondre aux difficultés rencontrées, nous avons pris du recul sur ce que l’IA nous donnait. En mettant en perspective le rendu, nous avons détecté les améliorations/corrections possibles et les avons mises en place.</w:t>
       </w:r>
     </w:p>
     <w:p>
-      <w:r>
+      <w:pPr>
+        <w:pStyle w:val="Normal"/>
+        <w:rPr/>
+      </w:pPr>
+      <w:r>
+        <w:rPr/>
         <w:t>Nous avons également utilisé l’IA pour auditer notre code, afin de déceler les incohérences, duplications de code. Nous avons donc obtenu une vue d’ensemble sur la qualité de notre réalisation et entamé des correctifs en conséquence.</w:t>
       </w:r>
     </w:p>
     <w:p>
       <w:pPr>
-        <w:pStyle w:val="Titre1"/>
-      </w:pPr>
-      <w:r>
-        <w:lastRenderedPageBreak/>
+        <w:pStyle w:val="Heading1"/>
+        <w:rPr/>
+      </w:pPr>
+      <w:r>
+        <w:rPr/>
         <w:t>Améliorations possibles</w:t>
       </w:r>
     </w:p>
     <w:p>
-      <w:r>
+      <w:pPr>
+        <w:pStyle w:val="Normal"/>
+        <w:rPr/>
+      </w:pPr>
+      <w:r>
+        <w:rPr/>
+        <w:t>Une amélioration évidente serait d’ajouter une persistance des données dans une base SQL.</w:t>
+      </w:r>
+    </w:p>
+    <w:p>
+      <w:pPr>
+        <w:pStyle w:val="Normal"/>
+        <w:widowControl/>
+        <w:bidi w:val="0"/>
+        <w:spacing w:lineRule="auto" w:line="259" w:before="0" w:after="160"/>
+        <w:jc w:val="start"/>
+        <w:rPr/>
+      </w:pPr>
+      <w:r>
+        <w:rPr/>
         <w:t>L’application pourrait être améliorée en ajoutant une classe matérialisant les rejets. Celle-ci contiendrait la cause de rejet, ainsi que la quantité. Cela aurait un impact sur la méthode de calculs des données, et ajouterait un niveau de précision plus important qu’actuellement.</w:t>
       </w:r>
     </w:p>
     <w:sectPr>
+      <w:type w:val="nextPage"/>
       <w:pgSz w:w="11906" w:h="16838"/>
-      <w:pgMar w:top="1417" w:right="1417" w:bottom="1417" w:left="1417" w:header="708" w:footer="708" w:gutter="0"/>
-      <w:cols w:space="708"/>
-      <w:docGrid w:linePitch="360"/>
+      <w:pgMar w:left="1417" w:right="1417" w:gutter="0" w:header="0" w:top="1417" w:footer="0" w:bottom="1417"/>
+      <w:pgNumType w:fmt="decimal"/>
+      <w:formProt w:val="false"/>
+      <w:textDirection w:val="lrTb"/>
+      <w:docGrid w:type="default" w:linePitch="360" w:charSpace="0"/>
     </w:sectPr>
   </w:body>
 </w:document>
 </file>
 
 <file path=word/styles.xml><?xml version="1.0" encoding="utf-8"?>
-<w:styles xmlns:mc="http://schemas.openxmlformats.org/markup-compatibility/2006" xmlns:r="http://schemas.openxmlformats.org/officeDocument/2006/relationships" xmlns:w="http://schemas.openxmlformats.org/wordprocessingml/2006/main" xmlns:w14="http://schemas.microsoft.com/office/word/2010/wordml" xmlns:w15="http://schemas.microsoft.com/office/word/2012/wordml" xmlns:w16cex="http://schemas.microsoft.com/office/word/2018/wordml/cex" xmlns:w16cid="http://schemas.microsoft.com/office/word/2016/wordml/cid" xmlns:w16="http://schemas.microsoft.com/office/word/2018/wordml" xmlns:w16du="http://schemas.microsoft.com/office/word/2023/wordml/word16du" xmlns:w16sdtdh="http://schemas.microsoft.com/office/word/2020/wordml/sdtdatahash" xmlns:w16sdtfl="http://schemas.microsoft.com/office/word/2024/wordml/sdtformatlock" xmlns:w16se="http://schemas.microsoft.com/office/word/2015/wordml/symex" mc:Ignorable="w14 w15 w16se w16cid w16 w16cex w16sdtdh w16sdtfl w16du">
+<w:styles xmlns:w="http://schemas.openxmlformats.org/wordprocessingml/2006/main" xmlns:w14="http://schemas.microsoft.com/office/word/2010/wordml" xmlns:mc="http://schemas.openxmlformats.org/markup-compatibility/2006" mc:Ignorable="w14">
   <w:docDefaults>
     <w:rPrDefault>
       <w:rPr>
-        <w:rFonts w:asciiTheme="minorHAnsi" w:eastAsiaTheme="minorHAnsi" w:hAnsiTheme="minorHAnsi" w:cstheme="minorBidi"/>
+        <w:rFonts w:ascii="Aptos" w:hAnsi="Aptos" w:eastAsia="Aptos" w:cs="" w:asciiTheme="minorHAnsi" w:cstheme="minorBidi" w:eastAsiaTheme="minorHAnsi" w:hAnsiTheme="minorHAnsi"/>
         <w:sz w:val="22"/>
         <w:szCs w:val="22"/>
         <w:lang w:val="fr-FR" w:eastAsia="en-US" w:bidi="ar-SA"/>
@@ -182,21 +227,21 @@
     </w:rPrDefault>
     <w:pPrDefault>
       <w:pPr>
-        <w:spacing w:after="160" w:line="259" w:lineRule="auto"/>
+        <w:suppressAutoHyphens w:val="true"/>
       </w:pPr>
     </w:pPrDefault>
   </w:docDefaults>
   <w:latentStyles w:defLockedState="0" w:defUIPriority="99" w:defSemiHidden="0" w:defUnhideWhenUsed="0" w:defQFormat="0" w:count="376">
     <w:lsdException w:name="Normal" w:uiPriority="0" w:qFormat="1"/>
     <w:lsdException w:name="heading 1" w:uiPriority="9" w:qFormat="1"/>
-    <w:lsdException w:name="heading 2" w:semiHidden="1" w:uiPriority="9" w:unhideWhenUsed="1" w:qFormat="1"/>
-    <w:lsdException w:name="heading 3" w:semiHidden="1" w:uiPriority="9" w:unhideWhenUsed="1" w:qFormat="1"/>
-    <w:lsdException w:name="heading 4" w:semiHidden="1" w:uiPriority="9" w:unhideWhenUsed="1" w:qFormat="1"/>
-    <w:lsdException w:name="heading 5" w:semiHidden="1" w:uiPriority="9" w:unhideWhenUsed="1" w:qFormat="1"/>
-    <w:lsdException w:name="heading 6" w:semiHidden="1" w:uiPriority="9" w:unhideWhenUsed="1" w:qFormat="1"/>
-    <w:lsdException w:name="heading 7" w:semiHidden="1" w:uiPriority="9" w:unhideWhenUsed="1" w:qFormat="1"/>
-    <w:lsdException w:name="heading 8" w:semiHidden="1" w:uiPriority="9" w:unhideWhenUsed="1" w:qFormat="1"/>
-    <w:lsdException w:name="heading 9" w:semiHidden="1" w:uiPriority="9" w:unhideWhenUsed="1" w:qFormat="1"/>
+    <w:lsdException w:name="heading 2" w:uiPriority="9" w:semiHidden="1" w:unhideWhenUsed="1" w:qFormat="1"/>
+    <w:lsdException w:name="heading 3" w:uiPriority="9" w:semiHidden="1" w:unhideWhenUsed="1" w:qFormat="1"/>
+    <w:lsdException w:name="heading 4" w:uiPriority="9" w:semiHidden="1" w:unhideWhenUsed="1" w:qFormat="1"/>
+    <w:lsdException w:name="heading 5" w:uiPriority="9" w:semiHidden="1" w:unhideWhenUsed="1" w:qFormat="1"/>
+    <w:lsdException w:name="heading 6" w:uiPriority="9" w:semiHidden="1" w:unhideWhenUsed="1" w:qFormat="1"/>
+    <w:lsdException w:name="heading 7" w:uiPriority="9" w:semiHidden="1" w:unhideWhenUsed="1" w:qFormat="1"/>
+    <w:lsdException w:name="heading 8" w:uiPriority="9" w:semiHidden="1" w:unhideWhenUsed="1" w:qFormat="1"/>
+    <w:lsdException w:name="heading 9" w:uiPriority="9" w:semiHidden="1" w:unhideWhenUsed="1" w:qFormat="1"/>
     <w:lsdException w:name="index 1" w:semiHidden="1" w:unhideWhenUsed="1"/>
     <w:lsdException w:name="index 2" w:semiHidden="1" w:unhideWhenUsed="1"/>
     <w:lsdException w:name="index 3" w:semiHidden="1" w:unhideWhenUsed="1"/>
@@ -206,22 +251,22 @@
     <w:lsdException w:name="index 7" w:semiHidden="1" w:unhideWhenUsed="1"/>
     <w:lsdException w:name="index 8" w:semiHidden="1" w:unhideWhenUsed="1"/>
     <w:lsdException w:name="index 9" w:semiHidden="1" w:unhideWhenUsed="1"/>
-    <w:lsdException w:name="toc 1" w:semiHidden="1" w:uiPriority="39" w:unhideWhenUsed="1"/>
-    <w:lsdException w:name="toc 2" w:semiHidden="1" w:uiPriority="39" w:unhideWhenUsed="1"/>
-    <w:lsdException w:name="toc 3" w:semiHidden="1" w:uiPriority="39" w:unhideWhenUsed="1"/>
-    <w:lsdException w:name="toc 4" w:semiHidden="1" w:uiPriority="39" w:unhideWhenUsed="1"/>
-    <w:lsdException w:name="toc 5" w:semiHidden="1" w:uiPriority="39" w:unhideWhenUsed="1"/>
-    <w:lsdException w:name="toc 6" w:semiHidden="1" w:uiPriority="39" w:unhideWhenUsed="1"/>
-    <w:lsdException w:name="toc 7" w:semiHidden="1" w:uiPriority="39" w:unhideWhenUsed="1"/>
-    <w:lsdException w:name="toc 8" w:semiHidden="1" w:uiPriority="39" w:unhideWhenUsed="1"/>
-    <w:lsdException w:name="toc 9" w:semiHidden="1" w:uiPriority="39" w:unhideWhenUsed="1"/>
+    <w:lsdException w:name="toc 1" w:uiPriority="39" w:semiHidden="1" w:unhideWhenUsed="1"/>
+    <w:lsdException w:name="toc 2" w:uiPriority="39" w:semiHidden="1" w:unhideWhenUsed="1"/>
+    <w:lsdException w:name="toc 3" w:uiPriority="39" w:semiHidden="1" w:unhideWhenUsed="1"/>
+    <w:lsdException w:name="toc 4" w:uiPriority="39" w:semiHidden="1" w:unhideWhenUsed="1"/>
+    <w:lsdException w:name="toc 5" w:uiPriority="39" w:semiHidden="1" w:unhideWhenUsed="1"/>
+    <w:lsdException w:name="toc 6" w:uiPriority="39" w:semiHidden="1" w:unhideWhenUsed="1"/>
+    <w:lsdException w:name="toc 7" w:uiPriority="39" w:semiHidden="1" w:unhideWhenUsed="1"/>
+    <w:lsdException w:name="toc 8" w:uiPriority="39" w:semiHidden="1" w:unhideWhenUsed="1"/>
+    <w:lsdException w:name="toc 9" w:uiPriority="39" w:semiHidden="1" w:unhideWhenUsed="1"/>
     <w:lsdException w:name="Normal Indent" w:semiHidden="1" w:unhideWhenUsed="1"/>
     <w:lsdException w:name="footnote text" w:semiHidden="1" w:unhideWhenUsed="1"/>
     <w:lsdException w:name="annotation text" w:semiHidden="1" w:unhideWhenUsed="1"/>
     <w:lsdException w:name="header" w:semiHidden="1" w:unhideWhenUsed="1"/>
     <w:lsdException w:name="footer" w:semiHidden="1" w:unhideWhenUsed="1"/>
     <w:lsdException w:name="index heading" w:semiHidden="1" w:unhideWhenUsed="1"/>
-    <w:lsdException w:name="caption" w:semiHidden="1" w:uiPriority="35" w:unhideWhenUsed="1" w:qFormat="1"/>
+    <w:lsdException w:name="caption" w:uiPriority="35" w:semiHidden="1" w:unhideWhenUsed="1" w:qFormat="1"/>
     <w:lsdException w:name="table of figures" w:semiHidden="1" w:unhideWhenUsed="1"/>
     <w:lsdException w:name="envelope address" w:semiHidden="1" w:unhideWhenUsed="1"/>
     <w:lsdException w:name="envelope return" w:semiHidden="1" w:unhideWhenUsed="1"/>
@@ -252,7 +297,7 @@
     <w:lsdException w:name="Title" w:uiPriority="10" w:qFormat="1"/>
     <w:lsdException w:name="Closing" w:semiHidden="1" w:unhideWhenUsed="1"/>
     <w:lsdException w:name="Signature" w:semiHidden="1" w:unhideWhenUsed="1"/>
-    <w:lsdException w:name="Default Paragraph Font" w:semiHidden="1" w:uiPriority="1" w:unhideWhenUsed="1"/>
+    <w:lsdException w:name="Default Paragraph Font" w:uiPriority="1" w:semiHidden="1" w:unhideWhenUsed="1"/>
     <w:lsdException w:name="Body Text" w:semiHidden="1" w:unhideWhenUsed="1"/>
     <w:lsdException w:name="Body Text Indent" w:semiHidden="1" w:unhideWhenUsed="1"/>
     <w:lsdException w:name="List Continue" w:semiHidden="1" w:unhideWhenUsed="1"/>
@@ -452,8 +497,8 @@
     <w:lsdException w:name="Subtle Reference" w:uiPriority="31" w:qFormat="1"/>
     <w:lsdException w:name="Intense Reference" w:uiPriority="32" w:qFormat="1"/>
     <w:lsdException w:name="Book Title" w:uiPriority="33" w:qFormat="1"/>
-    <w:lsdException w:name="Bibliography" w:semiHidden="1" w:uiPriority="37" w:unhideWhenUsed="1"/>
-    <w:lsdException w:name="TOC Heading" w:semiHidden="1" w:uiPriority="39" w:unhideWhenUsed="1" w:qFormat="1"/>
+    <w:lsdException w:name="Bibliography" w:uiPriority="37" w:semiHidden="1" w:unhideWhenUsed="1"/>
+    <w:lsdException w:name="TOC Heading" w:uiPriority="39" w:semiHidden="1" w:unhideWhenUsed="1" w:qFormat="1"/>
     <w:lsdException w:name="Plain Table 1" w:uiPriority="41"/>
     <w:lsdException w:name="Plain Table 2" w:uiPriority="42"/>
     <w:lsdException w:name="Plain Table 3" w:uiPriority="43"/>
@@ -564,32 +609,46 @@
     <w:lsdException w:name="Unresolved Mention" w:semiHidden="1" w:unhideWhenUsed="1"/>
     <w:lsdException w:name="Smart Link" w:semiHidden="1" w:unhideWhenUsed="1"/>
   </w:latentStyles>
-  <w:style w:type="paragraph" w:default="1" w:styleId="Normal">
+  <w:style w:type="paragraph" w:styleId="Normal" w:default="1">
     <w:name w:val="Normal"/>
     <w:qFormat/>
-  </w:style>
-  <w:style w:type="paragraph" w:styleId="Titre1">
+    <w:pPr>
+      <w:widowControl/>
+      <w:bidi w:val="0"/>
+      <w:spacing w:lineRule="auto" w:line="259" w:before="0" w:after="160"/>
+      <w:jc w:val="start"/>
+    </w:pPr>
+    <w:rPr>
+      <w:rFonts w:ascii="Aptos" w:hAnsi="Aptos" w:eastAsia="Aptos" w:cs="" w:asciiTheme="minorHAnsi" w:cstheme="minorBidi" w:eastAsiaTheme="minorHAnsi" w:hAnsiTheme="minorHAnsi"/>
+      <w:color w:val="auto"/>
+      <w:kern w:val="0"/>
+      <w:sz w:val="22"/>
+      <w:szCs w:val="22"/>
+      <w:lang w:val="fr-FR" w:eastAsia="en-US" w:bidi="ar-SA"/>
+    </w:rPr>
+  </w:style>
+  <w:style w:type="paragraph" w:styleId="Heading1">
     <w:name w:val="heading 1"/>
     <w:basedOn w:val="Normal"/>
     <w:next w:val="Normal"/>
     <w:link w:val="Titre1Car"/>
     <w:uiPriority w:val="9"/>
     <w:qFormat/>
-    <w:rsid w:val="005E2A3C"/>
-    <w:pPr>
-      <w:keepNext/>
+    <w:rsid w:val="005e2a3c"/>
+    <w:pPr>
+      <w:keepNext w:val="true"/>
       <w:keepLines/>
       <w:spacing w:before="360" w:after="80"/>
       <w:outlineLvl w:val="0"/>
     </w:pPr>
     <w:rPr>
-      <w:rFonts w:asciiTheme="majorHAnsi" w:eastAsiaTheme="majorEastAsia" w:hAnsiTheme="majorHAnsi" w:cstheme="majorBidi"/>
-      <w:color w:val="0F4761" w:themeColor="accent1" w:themeShade="BF"/>
+      <w:rFonts w:ascii="Aptos Display" w:hAnsi="Aptos Display" w:eastAsia="" w:cs="" w:asciiTheme="majorHAnsi" w:cstheme="majorBidi" w:eastAsiaTheme="majorEastAsia" w:hAnsiTheme="majorHAnsi"/>
+      <w:color w:themeColor="accent1" w:themeShade="bf" w:val="0F4761"/>
       <w:sz w:val="40"/>
       <w:szCs w:val="40"/>
     </w:rPr>
   </w:style>
-  <w:style w:type="paragraph" w:styleId="Titre2">
+  <w:style w:type="paragraph" w:styleId="Heading2">
     <w:name w:val="heading 2"/>
     <w:basedOn w:val="Normal"/>
     <w:next w:val="Normal"/>
@@ -598,21 +657,21 @@
     <w:semiHidden/>
     <w:unhideWhenUsed/>
     <w:qFormat/>
-    <w:rsid w:val="005E2A3C"/>
-    <w:pPr>
-      <w:keepNext/>
+    <w:rsid w:val="005e2a3c"/>
+    <w:pPr>
+      <w:keepNext w:val="true"/>
       <w:keepLines/>
       <w:spacing w:before="160" w:after="80"/>
       <w:outlineLvl w:val="1"/>
     </w:pPr>
     <w:rPr>
-      <w:rFonts w:asciiTheme="majorHAnsi" w:eastAsiaTheme="majorEastAsia" w:hAnsiTheme="majorHAnsi" w:cstheme="majorBidi"/>
-      <w:color w:val="0F4761" w:themeColor="accent1" w:themeShade="BF"/>
+      <w:rFonts w:ascii="Aptos Display" w:hAnsi="Aptos Display" w:eastAsia="" w:cs="" w:asciiTheme="majorHAnsi" w:cstheme="majorBidi" w:eastAsiaTheme="majorEastAsia" w:hAnsiTheme="majorHAnsi"/>
+      <w:color w:themeColor="accent1" w:themeShade="bf" w:val="0F4761"/>
       <w:sz w:val="32"/>
       <w:szCs w:val="32"/>
     </w:rPr>
   </w:style>
-  <w:style w:type="paragraph" w:styleId="Titre3">
+  <w:style w:type="paragraph" w:styleId="Heading3">
     <w:name w:val="heading 3"/>
     <w:basedOn w:val="Normal"/>
     <w:next w:val="Normal"/>
@@ -621,21 +680,21 @@
     <w:semiHidden/>
     <w:unhideWhenUsed/>
     <w:qFormat/>
-    <w:rsid w:val="005E2A3C"/>
-    <w:pPr>
-      <w:keepNext/>
+    <w:rsid w:val="005e2a3c"/>
+    <w:pPr>
+      <w:keepNext w:val="true"/>
       <w:keepLines/>
       <w:spacing w:before="160" w:after="80"/>
       <w:outlineLvl w:val="2"/>
     </w:pPr>
     <w:rPr>
-      <w:rFonts w:eastAsiaTheme="majorEastAsia" w:cstheme="majorBidi"/>
-      <w:color w:val="0F4761" w:themeColor="accent1" w:themeShade="BF"/>
+      <w:rFonts w:eastAsia="" w:cs="" w:cstheme="majorBidi" w:eastAsiaTheme="majorEastAsia"/>
+      <w:color w:themeColor="accent1" w:themeShade="bf" w:val="0F4761"/>
       <w:sz w:val="28"/>
       <w:szCs w:val="28"/>
     </w:rPr>
   </w:style>
-  <w:style w:type="paragraph" w:styleId="Titre4">
+  <w:style w:type="paragraph" w:styleId="Heading4">
     <w:name w:val="heading 4"/>
     <w:basedOn w:val="Normal"/>
     <w:next w:val="Normal"/>
@@ -644,21 +703,21 @@
     <w:semiHidden/>
     <w:unhideWhenUsed/>
     <w:qFormat/>
-    <w:rsid w:val="005E2A3C"/>
-    <w:pPr>
-      <w:keepNext/>
+    <w:rsid w:val="005e2a3c"/>
+    <w:pPr>
+      <w:keepNext w:val="true"/>
       <w:keepLines/>
       <w:spacing w:before="80" w:after="40"/>
       <w:outlineLvl w:val="3"/>
     </w:pPr>
     <w:rPr>
-      <w:rFonts w:eastAsiaTheme="majorEastAsia" w:cstheme="majorBidi"/>
+      <w:rFonts w:eastAsia="" w:cs="" w:cstheme="majorBidi" w:eastAsiaTheme="majorEastAsia"/>
       <w:i/>
       <w:iCs/>
-      <w:color w:val="0F4761" w:themeColor="accent1" w:themeShade="BF"/>
-    </w:rPr>
-  </w:style>
-  <w:style w:type="paragraph" w:styleId="Titre5">
+      <w:color w:themeColor="accent1" w:themeShade="bf" w:val="0F4761"/>
+    </w:rPr>
+  </w:style>
+  <w:style w:type="paragraph" w:styleId="Heading5">
     <w:name w:val="heading 5"/>
     <w:basedOn w:val="Normal"/>
     <w:next w:val="Normal"/>
@@ -667,19 +726,19 @@
     <w:semiHidden/>
     <w:unhideWhenUsed/>
     <w:qFormat/>
-    <w:rsid w:val="005E2A3C"/>
-    <w:pPr>
-      <w:keepNext/>
+    <w:rsid w:val="005e2a3c"/>
+    <w:pPr>
+      <w:keepNext w:val="true"/>
       <w:keepLines/>
       <w:spacing w:before="80" w:after="40"/>
       <w:outlineLvl w:val="4"/>
     </w:pPr>
     <w:rPr>
-      <w:rFonts w:eastAsiaTheme="majorEastAsia" w:cstheme="majorBidi"/>
-      <w:color w:val="0F4761" w:themeColor="accent1" w:themeShade="BF"/>
-    </w:rPr>
-  </w:style>
-  <w:style w:type="paragraph" w:styleId="Titre6">
+      <w:rFonts w:eastAsia="" w:cs="" w:cstheme="majorBidi" w:eastAsiaTheme="majorEastAsia"/>
+      <w:color w:themeColor="accent1" w:themeShade="bf" w:val="0F4761"/>
+    </w:rPr>
+  </w:style>
+  <w:style w:type="paragraph" w:styleId="Heading6">
     <w:name w:val="heading 6"/>
     <w:basedOn w:val="Normal"/>
     <w:next w:val="Normal"/>
@@ -688,21 +747,21 @@
     <w:semiHidden/>
     <w:unhideWhenUsed/>
     <w:qFormat/>
-    <w:rsid w:val="005E2A3C"/>
-    <w:pPr>
-      <w:keepNext/>
+    <w:rsid w:val="005e2a3c"/>
+    <w:pPr>
+      <w:keepNext w:val="true"/>
       <w:keepLines/>
       <w:spacing w:before="40" w:after="0"/>
       <w:outlineLvl w:val="5"/>
     </w:pPr>
     <w:rPr>
-      <w:rFonts w:eastAsiaTheme="majorEastAsia" w:cstheme="majorBidi"/>
+      <w:rFonts w:eastAsia="" w:cs="" w:cstheme="majorBidi" w:eastAsiaTheme="majorEastAsia"/>
       <w:i/>
       <w:iCs/>
-      <w:color w:val="595959" w:themeColor="text1" w:themeTint="A6"/>
-    </w:rPr>
-  </w:style>
-  <w:style w:type="paragraph" w:styleId="Titre7">
+      <w:color w:themeColor="text1" w:themeTint="a6" w:val="595959"/>
+    </w:rPr>
+  </w:style>
+  <w:style w:type="paragraph" w:styleId="Heading7">
     <w:name w:val="heading 7"/>
     <w:basedOn w:val="Normal"/>
     <w:next w:val="Normal"/>
@@ -711,19 +770,19 @@
     <w:semiHidden/>
     <w:unhideWhenUsed/>
     <w:qFormat/>
-    <w:rsid w:val="005E2A3C"/>
-    <w:pPr>
-      <w:keepNext/>
+    <w:rsid w:val="005e2a3c"/>
+    <w:pPr>
+      <w:keepNext w:val="true"/>
       <w:keepLines/>
       <w:spacing w:before="40" w:after="0"/>
       <w:outlineLvl w:val="6"/>
     </w:pPr>
     <w:rPr>
-      <w:rFonts w:eastAsiaTheme="majorEastAsia" w:cstheme="majorBidi"/>
-      <w:color w:val="595959" w:themeColor="text1" w:themeTint="A6"/>
-    </w:rPr>
-  </w:style>
-  <w:style w:type="paragraph" w:styleId="Titre8">
+      <w:rFonts w:eastAsia="" w:cs="" w:cstheme="majorBidi" w:eastAsiaTheme="majorEastAsia"/>
+      <w:color w:themeColor="text1" w:themeTint="a6" w:val="595959"/>
+    </w:rPr>
+  </w:style>
+  <w:style w:type="paragraph" w:styleId="Heading8">
     <w:name w:val="heading 8"/>
     <w:basedOn w:val="Normal"/>
     <w:next w:val="Normal"/>
@@ -732,21 +791,21 @@
     <w:semiHidden/>
     <w:unhideWhenUsed/>
     <w:qFormat/>
-    <w:rsid w:val="005E2A3C"/>
-    <w:pPr>
-      <w:keepNext/>
+    <w:rsid w:val="005e2a3c"/>
+    <w:pPr>
+      <w:keepNext w:val="true"/>
       <w:keepLines/>
-      <w:spacing w:after="0"/>
+      <w:spacing w:before="0" w:after="0"/>
       <w:outlineLvl w:val="7"/>
     </w:pPr>
     <w:rPr>
-      <w:rFonts w:eastAsiaTheme="majorEastAsia" w:cstheme="majorBidi"/>
+      <w:rFonts w:eastAsia="" w:cs="" w:cstheme="majorBidi" w:eastAsiaTheme="majorEastAsia"/>
       <w:i/>
       <w:iCs/>
-      <w:color w:val="272727" w:themeColor="text1" w:themeTint="D8"/>
-    </w:rPr>
-  </w:style>
-  <w:style w:type="paragraph" w:styleId="Titre9">
+      <w:color w:themeColor="text1" w:themeTint="d8" w:val="272727"/>
+    </w:rPr>
+  </w:style>
+  <w:style w:type="paragraph" w:styleId="Heading9">
     <w:name w:val="heading 9"/>
     <w:basedOn w:val="Normal"/>
     <w:next w:val="Normal"/>
@@ -755,23 +814,391 @@
     <w:semiHidden/>
     <w:unhideWhenUsed/>
     <w:qFormat/>
-    <w:rsid w:val="005E2A3C"/>
-    <w:pPr>
-      <w:keepNext/>
+    <w:rsid w:val="005e2a3c"/>
+    <w:pPr>
+      <w:keepNext w:val="true"/>
       <w:keepLines/>
-      <w:spacing w:after="0"/>
+      <w:spacing w:before="0" w:after="0"/>
       <w:outlineLvl w:val="8"/>
     </w:pPr>
     <w:rPr>
-      <w:rFonts w:eastAsiaTheme="majorEastAsia" w:cstheme="majorBidi"/>
-      <w:color w:val="272727" w:themeColor="text1" w:themeTint="D8"/>
-    </w:rPr>
-  </w:style>
-  <w:style w:type="character" w:default="1" w:styleId="Policepardfaut">
+      <w:rFonts w:eastAsia="" w:cs="" w:cstheme="majorBidi" w:eastAsiaTheme="majorEastAsia"/>
+      <w:color w:themeColor="text1" w:themeTint="d8" w:val="272727"/>
+    </w:rPr>
+  </w:style>
+  <w:style w:type="character" w:styleId="DefaultParagraphFont" w:default="1">
     <w:name w:val="Default Paragraph Font"/>
     <w:uiPriority w:val="1"/>
     <w:semiHidden/>
     <w:unhideWhenUsed/>
+    <w:qFormat/>
+    <w:rPr/>
+  </w:style>
+  <w:style w:type="character" w:styleId="Titre1Car" w:customStyle="1">
+    <w:name w:val="Titre 1 Car"/>
+    <w:basedOn w:val="DefaultParagraphFont"/>
+    <w:link w:val="Heading1"/>
+    <w:uiPriority w:val="9"/>
+    <w:qFormat/>
+    <w:rsid w:val="005e2a3c"/>
+    <w:rPr>
+      <w:rFonts w:ascii="Aptos Display" w:hAnsi="Aptos Display" w:eastAsia="" w:cs="" w:asciiTheme="majorHAnsi" w:cstheme="majorBidi" w:eastAsiaTheme="majorEastAsia" w:hAnsiTheme="majorHAnsi"/>
+      <w:color w:themeColor="accent1" w:themeShade="bf" w:val="0F4761"/>
+      <w:sz w:val="40"/>
+      <w:szCs w:val="40"/>
+    </w:rPr>
+  </w:style>
+  <w:style w:type="character" w:styleId="Titre2Car" w:customStyle="1">
+    <w:name w:val="Titre 2 Car"/>
+    <w:basedOn w:val="DefaultParagraphFont"/>
+    <w:link w:val="Heading2"/>
+    <w:uiPriority w:val="9"/>
+    <w:semiHidden/>
+    <w:qFormat/>
+    <w:rsid w:val="005e2a3c"/>
+    <w:rPr>
+      <w:rFonts w:ascii="Aptos Display" w:hAnsi="Aptos Display" w:eastAsia="" w:cs="" w:asciiTheme="majorHAnsi" w:cstheme="majorBidi" w:eastAsiaTheme="majorEastAsia" w:hAnsiTheme="majorHAnsi"/>
+      <w:color w:themeColor="accent1" w:themeShade="bf" w:val="0F4761"/>
+      <w:sz w:val="32"/>
+      <w:szCs w:val="32"/>
+    </w:rPr>
+  </w:style>
+  <w:style w:type="character" w:styleId="Titre3Car" w:customStyle="1">
+    <w:name w:val="Titre 3 Car"/>
+    <w:basedOn w:val="DefaultParagraphFont"/>
+    <w:link w:val="Heading3"/>
+    <w:uiPriority w:val="9"/>
+    <w:semiHidden/>
+    <w:qFormat/>
+    <w:rsid w:val="005e2a3c"/>
+    <w:rPr>
+      <w:rFonts w:eastAsia="" w:cs="" w:cstheme="majorBidi" w:eastAsiaTheme="majorEastAsia"/>
+      <w:color w:themeColor="accent1" w:themeShade="bf" w:val="0F4761"/>
+      <w:sz w:val="28"/>
+      <w:szCs w:val="28"/>
+    </w:rPr>
+  </w:style>
+  <w:style w:type="character" w:styleId="Titre4Car" w:customStyle="1">
+    <w:name w:val="Titre 4 Car"/>
+    <w:basedOn w:val="DefaultParagraphFont"/>
+    <w:link w:val="Heading4"/>
+    <w:uiPriority w:val="9"/>
+    <w:semiHidden/>
+    <w:qFormat/>
+    <w:rsid w:val="005e2a3c"/>
+    <w:rPr>
+      <w:rFonts w:eastAsia="" w:cs="" w:cstheme="majorBidi" w:eastAsiaTheme="majorEastAsia"/>
+      <w:i/>
+      <w:iCs/>
+      <w:color w:themeColor="accent1" w:themeShade="bf" w:val="0F4761"/>
+    </w:rPr>
+  </w:style>
+  <w:style w:type="character" w:styleId="Titre5Car" w:customStyle="1">
+    <w:name w:val="Titre 5 Car"/>
+    <w:basedOn w:val="DefaultParagraphFont"/>
+    <w:link w:val="Heading5"/>
+    <w:uiPriority w:val="9"/>
+    <w:semiHidden/>
+    <w:qFormat/>
+    <w:rsid w:val="005e2a3c"/>
+    <w:rPr>
+      <w:rFonts w:eastAsia="" w:cs="" w:cstheme="majorBidi" w:eastAsiaTheme="majorEastAsia"/>
+      <w:color w:themeColor="accent1" w:themeShade="bf" w:val="0F4761"/>
+    </w:rPr>
+  </w:style>
+  <w:style w:type="character" w:styleId="Titre6Car" w:customStyle="1">
+    <w:name w:val="Titre 6 Car"/>
+    <w:basedOn w:val="DefaultParagraphFont"/>
+    <w:link w:val="Heading6"/>
+    <w:uiPriority w:val="9"/>
+    <w:semiHidden/>
+    <w:qFormat/>
+    <w:rsid w:val="005e2a3c"/>
+    <w:rPr>
+      <w:rFonts w:eastAsia="" w:cs="" w:cstheme="majorBidi" w:eastAsiaTheme="majorEastAsia"/>
+      <w:i/>
+      <w:iCs/>
+      <w:color w:themeColor="text1" w:themeTint="a6" w:val="595959"/>
+    </w:rPr>
+  </w:style>
+  <w:style w:type="character" w:styleId="Titre7Car" w:customStyle="1">
+    <w:name w:val="Titre 7 Car"/>
+    <w:basedOn w:val="DefaultParagraphFont"/>
+    <w:link w:val="Heading7"/>
+    <w:uiPriority w:val="9"/>
+    <w:semiHidden/>
+    <w:qFormat/>
+    <w:rsid w:val="005e2a3c"/>
+    <w:rPr>
+      <w:rFonts w:eastAsia="" w:cs="" w:cstheme="majorBidi" w:eastAsiaTheme="majorEastAsia"/>
+      <w:color w:themeColor="text1" w:themeTint="a6" w:val="595959"/>
+    </w:rPr>
+  </w:style>
+  <w:style w:type="character" w:styleId="Titre8Car" w:customStyle="1">
+    <w:name w:val="Titre 8 Car"/>
+    <w:basedOn w:val="DefaultParagraphFont"/>
+    <w:link w:val="Heading8"/>
+    <w:uiPriority w:val="9"/>
+    <w:semiHidden/>
+    <w:qFormat/>
+    <w:rsid w:val="005e2a3c"/>
+    <w:rPr>
+      <w:rFonts w:eastAsia="" w:cs="" w:cstheme="majorBidi" w:eastAsiaTheme="majorEastAsia"/>
+      <w:i/>
+      <w:iCs/>
+      <w:color w:themeColor="text1" w:themeTint="d8" w:val="272727"/>
+    </w:rPr>
+  </w:style>
+  <w:style w:type="character" w:styleId="Titre9Car" w:customStyle="1">
+    <w:name w:val="Titre 9 Car"/>
+    <w:basedOn w:val="DefaultParagraphFont"/>
+    <w:link w:val="Heading9"/>
+    <w:uiPriority w:val="9"/>
+    <w:semiHidden/>
+    <w:qFormat/>
+    <w:rsid w:val="005e2a3c"/>
+    <w:rPr>
+      <w:rFonts w:eastAsia="" w:cs="" w:cstheme="majorBidi" w:eastAsiaTheme="majorEastAsia"/>
+      <w:color w:themeColor="text1" w:themeTint="d8" w:val="272727"/>
+    </w:rPr>
+  </w:style>
+  <w:style w:type="character" w:styleId="TitreCar" w:customStyle="1">
+    <w:name w:val="Titre Car"/>
+    <w:basedOn w:val="DefaultParagraphFont"/>
+    <w:link w:val="Title"/>
+    <w:uiPriority w:val="10"/>
+    <w:qFormat/>
+    <w:rsid w:val="005e2a3c"/>
+    <w:rPr>
+      <w:rFonts w:ascii="Aptos Display" w:hAnsi="Aptos Display" w:eastAsia="" w:cs="" w:asciiTheme="majorHAnsi" w:cstheme="majorBidi" w:eastAsiaTheme="majorEastAsia" w:hAnsiTheme="majorHAnsi"/>
+      <w:spacing w:val="-10"/>
+      <w:kern w:val="2"/>
+      <w:sz w:val="56"/>
+      <w:szCs w:val="56"/>
+    </w:rPr>
+  </w:style>
+  <w:style w:type="character" w:styleId="Sous-titreCar" w:customStyle="1">
+    <w:name w:val="Sous-titre Car"/>
+    <w:basedOn w:val="DefaultParagraphFont"/>
+    <w:link w:val="Subtitle"/>
+    <w:uiPriority w:val="11"/>
+    <w:qFormat/>
+    <w:rsid w:val="005e2a3c"/>
+    <w:rPr>
+      <w:rFonts w:eastAsia="" w:cs="" w:cstheme="majorBidi" w:eastAsiaTheme="majorEastAsia"/>
+      <w:color w:themeColor="text1" w:themeTint="a6" w:val="595959"/>
+      <w:spacing w:val="15"/>
+      <w:sz w:val="28"/>
+      <w:szCs w:val="28"/>
+    </w:rPr>
+  </w:style>
+  <w:style w:type="character" w:styleId="CitationCar" w:customStyle="1">
+    <w:name w:val="Citation Car"/>
+    <w:basedOn w:val="DefaultParagraphFont"/>
+    <w:link w:val="Quote"/>
+    <w:uiPriority w:val="29"/>
+    <w:qFormat/>
+    <w:rsid w:val="005e2a3c"/>
+    <w:rPr>
+      <w:i/>
+      <w:iCs/>
+      <w:color w:themeColor="text1" w:themeTint="bf" w:val="404040"/>
+    </w:rPr>
+  </w:style>
+  <w:style w:type="character" w:styleId="IntenseEmphasis">
+    <w:name w:val="Intense Emphasis"/>
+    <w:basedOn w:val="DefaultParagraphFont"/>
+    <w:uiPriority w:val="21"/>
+    <w:qFormat/>
+    <w:rsid w:val="005e2a3c"/>
+    <w:rPr>
+      <w:i/>
+      <w:iCs/>
+      <w:color w:themeColor="accent1" w:themeShade="bf" w:val="0F4761"/>
+    </w:rPr>
+  </w:style>
+  <w:style w:type="character" w:styleId="CitationintenseCar" w:customStyle="1">
+    <w:name w:val="Citation intense Car"/>
+    <w:basedOn w:val="DefaultParagraphFont"/>
+    <w:link w:val="IntenseQuote"/>
+    <w:uiPriority w:val="30"/>
+    <w:qFormat/>
+    <w:rsid w:val="005e2a3c"/>
+    <w:rPr>
+      <w:i/>
+      <w:iCs/>
+      <w:color w:themeColor="accent1" w:themeShade="bf" w:val="0F4761"/>
+    </w:rPr>
+  </w:style>
+  <w:style w:type="character" w:styleId="IntenseReference">
+    <w:name w:val="Intense Reference"/>
+    <w:basedOn w:val="DefaultParagraphFont"/>
+    <w:uiPriority w:val="32"/>
+    <w:qFormat/>
+    <w:rsid w:val="005e2a3c"/>
+    <w:rPr>
+      <w:b/>
+      <w:bCs/>
+      <w:smallCaps/>
+      <w:color w:themeColor="accent1" w:themeShade="bf" w:val="0F4761"/>
+      <w:spacing w:val="5"/>
+    </w:rPr>
+  </w:style>
+  <w:style w:type="paragraph" w:styleId="Heading">
+    <w:name w:val="Heading"/>
+    <w:basedOn w:val="Normal"/>
+    <w:next w:val="BodyText"/>
+    <w:qFormat/>
+    <w:pPr>
+      <w:keepNext w:val="true"/>
+      <w:spacing w:before="240" w:after="120"/>
+    </w:pPr>
+    <w:rPr>
+      <w:rFonts w:ascii="Liberation Sans" w:hAnsi="Liberation Sans" w:eastAsia="Noto Sans CJK SC" w:cs="FreeSans"/>
+      <w:sz w:val="28"/>
+      <w:szCs w:val="28"/>
+    </w:rPr>
+  </w:style>
+  <w:style w:type="paragraph" w:styleId="BodyText">
+    <w:name w:val="Body Text"/>
+    <w:basedOn w:val="Normal"/>
+    <w:pPr>
+      <w:spacing w:lineRule="auto" w:line="276" w:before="0" w:after="140"/>
+    </w:pPr>
+    <w:rPr/>
+  </w:style>
+  <w:style w:type="paragraph" w:styleId="List">
+    <w:name w:val="List"/>
+    <w:basedOn w:val="BodyText"/>
+    <w:pPr/>
+    <w:rPr>
+      <w:rFonts w:cs="FreeSans"/>
+    </w:rPr>
+  </w:style>
+  <w:style w:type="paragraph" w:styleId="Caption">
+    <w:name w:val="caption"/>
+    <w:basedOn w:val="Normal"/>
+    <w:qFormat/>
+    <w:pPr>
+      <w:suppressLineNumbers/>
+      <w:spacing w:before="120" w:after="120"/>
+    </w:pPr>
+    <w:rPr>
+      <w:rFonts w:cs="FreeSans"/>
+      <w:i/>
+      <w:iCs/>
+      <w:sz w:val="24"/>
+      <w:szCs w:val="24"/>
+    </w:rPr>
+  </w:style>
+  <w:style w:type="paragraph" w:styleId="Index">
+    <w:name w:val="Index"/>
+    <w:basedOn w:val="Normal"/>
+    <w:qFormat/>
+    <w:pPr>
+      <w:suppressLineNumbers/>
+    </w:pPr>
+    <w:rPr>
+      <w:rFonts w:cs="FreeSans"/>
+    </w:rPr>
+  </w:style>
+  <w:style w:type="paragraph" w:styleId="Title">
+    <w:name w:val="Title"/>
+    <w:basedOn w:val="Normal"/>
+    <w:next w:val="Normal"/>
+    <w:link w:val="TitreCar"/>
+    <w:uiPriority w:val="10"/>
+    <w:qFormat/>
+    <w:rsid w:val="005e2a3c"/>
+    <w:pPr>
+      <w:spacing w:lineRule="auto" w:line="240" w:before="0" w:after="80"/>
+      <w:contextualSpacing/>
+    </w:pPr>
+    <w:rPr>
+      <w:rFonts w:ascii="Aptos Display" w:hAnsi="Aptos Display" w:eastAsia="" w:cs="" w:asciiTheme="majorHAnsi" w:cstheme="majorBidi" w:eastAsiaTheme="majorEastAsia" w:hAnsiTheme="majorHAnsi"/>
+      <w:spacing w:val="-10"/>
+      <w:kern w:val="2"/>
+      <w:sz w:val="56"/>
+      <w:szCs w:val="56"/>
+    </w:rPr>
+  </w:style>
+  <w:style w:type="paragraph" w:styleId="Subtitle">
+    <w:name w:val="Subtitle"/>
+    <w:basedOn w:val="Normal"/>
+    <w:next w:val="Normal"/>
+    <w:link w:val="Sous-titreCar"/>
+    <w:uiPriority w:val="11"/>
+    <w:qFormat/>
+    <w:rsid w:val="005e2a3c"/>
+    <w:pPr/>
+    <w:rPr>
+      <w:rFonts w:eastAsia="" w:cs="" w:cstheme="majorBidi" w:eastAsiaTheme="majorEastAsia"/>
+      <w:color w:themeColor="text1" w:themeTint="a6" w:val="595959"/>
+      <w:spacing w:val="15"/>
+      <w:sz w:val="28"/>
+      <w:szCs w:val="28"/>
+    </w:rPr>
+  </w:style>
+  <w:style w:type="paragraph" w:styleId="Quote">
+    <w:name w:val="Quote"/>
+    <w:basedOn w:val="Normal"/>
+    <w:next w:val="Normal"/>
+    <w:link w:val="CitationCar"/>
+    <w:uiPriority w:val="29"/>
+    <w:qFormat/>
+    <w:rsid w:val="005e2a3c"/>
+    <w:pPr>
+      <w:spacing w:before="160" w:after="160"/>
+      <w:jc w:val="center"/>
+    </w:pPr>
+    <w:rPr>
+      <w:i/>
+      <w:iCs/>
+      <w:color w:themeColor="text1" w:themeTint="bf" w:val="404040"/>
+    </w:rPr>
+  </w:style>
+  <w:style w:type="paragraph" w:styleId="ListParagraph">
+    <w:name w:val="List Paragraph"/>
+    <w:basedOn w:val="Normal"/>
+    <w:uiPriority w:val="34"/>
+    <w:qFormat/>
+    <w:rsid w:val="005e2a3c"/>
+    <w:pPr>
+      <w:spacing w:before="0" w:after="160"/>
+      <w:ind w:start="720"/>
+      <w:contextualSpacing/>
+    </w:pPr>
+    <w:rPr/>
+  </w:style>
+  <w:style w:type="paragraph" w:styleId="IntenseQuote">
+    <w:name w:val="Intense Quote"/>
+    <w:basedOn w:val="Normal"/>
+    <w:next w:val="Normal"/>
+    <w:link w:val="CitationintenseCar"/>
+    <w:uiPriority w:val="30"/>
+    <w:qFormat/>
+    <w:rsid w:val="005e2a3c"/>
+    <w:pPr>
+      <w:pBdr>
+        <w:top w:val="single" w:sz="4" w:space="10" w:color="0F4761" w:themeColor="accent1" w:themeShade="bf"/>
+        <w:bottom w:val="single" w:sz="4" w:space="10" w:color="0F4761" w:themeColor="accent1" w:themeShade="bf"/>
+      </w:pBdr>
+      <w:spacing w:before="360" w:after="360"/>
+      <w:ind w:start="864" w:end="864"/>
+      <w:jc w:val="center"/>
+    </w:pPr>
+    <w:rPr>
+      <w:i/>
+      <w:iCs/>
+      <w:color w:themeColor="accent1" w:themeShade="bf" w:val="0F4761"/>
+    </w:rPr>
+  </w:style>
+  <w:style w:type="numbering" w:styleId="NoList" w:default="1">
+    <w:name w:val="No List"/>
+    <w:uiPriority w:val="99"/>
+    <w:semiHidden/>
+    <w:unhideWhenUsed/>
+    <w:qFormat/>
   </w:style>
   <w:style w:type="table" w:default="1" w:styleId="TableauNormal">
     <w:name w:val="Normal Table"/>
@@ -779,7 +1206,6 @@
     <w:semiHidden/>
     <w:unhideWhenUsed/>
     <w:tblPr>
-      <w:tblInd w:w="0" w:type="dxa"/>
       <w:tblCellMar>
         <w:top w:w="0" w:type="dxa"/>
         <w:left w:w="108" w:type="dxa"/>
@@ -788,314 +1214,18 @@
       </w:tblCellMar>
     </w:tblPr>
   </w:style>
-  <w:style w:type="numbering" w:default="1" w:styleId="Aucuneliste">
-    <w:name w:val="No List"/>
-    <w:uiPriority w:val="99"/>
-    <w:semiHidden/>
-    <w:unhideWhenUsed/>
-  </w:style>
-  <w:style w:type="character" w:customStyle="1" w:styleId="Titre1Car">
-    <w:name w:val="Titre 1 Car"/>
-    <w:basedOn w:val="Policepardfaut"/>
-    <w:link w:val="Titre1"/>
-    <w:uiPriority w:val="9"/>
-    <w:rsid w:val="005E2A3C"/>
-    <w:rPr>
-      <w:rFonts w:asciiTheme="majorHAnsi" w:eastAsiaTheme="majorEastAsia" w:hAnsiTheme="majorHAnsi" w:cstheme="majorBidi"/>
-      <w:color w:val="0F4761" w:themeColor="accent1" w:themeShade="BF"/>
-      <w:sz w:val="40"/>
-      <w:szCs w:val="40"/>
-    </w:rPr>
-  </w:style>
-  <w:style w:type="character" w:customStyle="1" w:styleId="Titre2Car">
-    <w:name w:val="Titre 2 Car"/>
-    <w:basedOn w:val="Policepardfaut"/>
-    <w:link w:val="Titre2"/>
-    <w:uiPriority w:val="9"/>
-    <w:semiHidden/>
-    <w:rsid w:val="005E2A3C"/>
-    <w:rPr>
-      <w:rFonts w:asciiTheme="majorHAnsi" w:eastAsiaTheme="majorEastAsia" w:hAnsiTheme="majorHAnsi" w:cstheme="majorBidi"/>
-      <w:color w:val="0F4761" w:themeColor="accent1" w:themeShade="BF"/>
-      <w:sz w:val="32"/>
-      <w:szCs w:val="32"/>
-    </w:rPr>
-  </w:style>
-  <w:style w:type="character" w:customStyle="1" w:styleId="Titre3Car">
-    <w:name w:val="Titre 3 Car"/>
-    <w:basedOn w:val="Policepardfaut"/>
-    <w:link w:val="Titre3"/>
-    <w:uiPriority w:val="9"/>
-    <w:semiHidden/>
-    <w:rsid w:val="005E2A3C"/>
-    <w:rPr>
-      <w:rFonts w:eastAsiaTheme="majorEastAsia" w:cstheme="majorBidi"/>
-      <w:color w:val="0F4761" w:themeColor="accent1" w:themeShade="BF"/>
-      <w:sz w:val="28"/>
-      <w:szCs w:val="28"/>
-    </w:rPr>
-  </w:style>
-  <w:style w:type="character" w:customStyle="1" w:styleId="Titre4Car">
-    <w:name w:val="Titre 4 Car"/>
-    <w:basedOn w:val="Policepardfaut"/>
-    <w:link w:val="Titre4"/>
-    <w:uiPriority w:val="9"/>
-    <w:semiHidden/>
-    <w:rsid w:val="005E2A3C"/>
-    <w:rPr>
-      <w:rFonts w:eastAsiaTheme="majorEastAsia" w:cstheme="majorBidi"/>
-      <w:i/>
-      <w:iCs/>
-      <w:color w:val="0F4761" w:themeColor="accent1" w:themeShade="BF"/>
-    </w:rPr>
-  </w:style>
-  <w:style w:type="character" w:customStyle="1" w:styleId="Titre5Car">
-    <w:name w:val="Titre 5 Car"/>
-    <w:basedOn w:val="Policepardfaut"/>
-    <w:link w:val="Titre5"/>
-    <w:uiPriority w:val="9"/>
-    <w:semiHidden/>
-    <w:rsid w:val="005E2A3C"/>
-    <w:rPr>
-      <w:rFonts w:eastAsiaTheme="majorEastAsia" w:cstheme="majorBidi"/>
-      <w:color w:val="0F4761" w:themeColor="accent1" w:themeShade="BF"/>
-    </w:rPr>
-  </w:style>
-  <w:style w:type="character" w:customStyle="1" w:styleId="Titre6Car">
-    <w:name w:val="Titre 6 Car"/>
-    <w:basedOn w:val="Policepardfaut"/>
-    <w:link w:val="Titre6"/>
-    <w:uiPriority w:val="9"/>
-    <w:semiHidden/>
-    <w:rsid w:val="005E2A3C"/>
-    <w:rPr>
-      <w:rFonts w:eastAsiaTheme="majorEastAsia" w:cstheme="majorBidi"/>
-      <w:i/>
-      <w:iCs/>
-      <w:color w:val="595959" w:themeColor="text1" w:themeTint="A6"/>
-    </w:rPr>
-  </w:style>
-  <w:style w:type="character" w:customStyle="1" w:styleId="Titre7Car">
-    <w:name w:val="Titre 7 Car"/>
-    <w:basedOn w:val="Policepardfaut"/>
-    <w:link w:val="Titre7"/>
-    <w:uiPriority w:val="9"/>
-    <w:semiHidden/>
-    <w:rsid w:val="005E2A3C"/>
-    <w:rPr>
-      <w:rFonts w:eastAsiaTheme="majorEastAsia" w:cstheme="majorBidi"/>
-      <w:color w:val="595959" w:themeColor="text1" w:themeTint="A6"/>
-    </w:rPr>
-  </w:style>
-  <w:style w:type="character" w:customStyle="1" w:styleId="Titre8Car">
-    <w:name w:val="Titre 8 Car"/>
-    <w:basedOn w:val="Policepardfaut"/>
-    <w:link w:val="Titre8"/>
-    <w:uiPriority w:val="9"/>
-    <w:semiHidden/>
-    <w:rsid w:val="005E2A3C"/>
-    <w:rPr>
-      <w:rFonts w:eastAsiaTheme="majorEastAsia" w:cstheme="majorBidi"/>
-      <w:i/>
-      <w:iCs/>
-      <w:color w:val="272727" w:themeColor="text1" w:themeTint="D8"/>
-    </w:rPr>
-  </w:style>
-  <w:style w:type="character" w:customStyle="1" w:styleId="Titre9Car">
-    <w:name w:val="Titre 9 Car"/>
-    <w:basedOn w:val="Policepardfaut"/>
-    <w:link w:val="Titre9"/>
-    <w:uiPriority w:val="9"/>
-    <w:semiHidden/>
-    <w:rsid w:val="005E2A3C"/>
-    <w:rPr>
-      <w:rFonts w:eastAsiaTheme="majorEastAsia" w:cstheme="majorBidi"/>
-      <w:color w:val="272727" w:themeColor="text1" w:themeTint="D8"/>
-    </w:rPr>
-  </w:style>
-  <w:style w:type="paragraph" w:styleId="Titre">
-    <w:name w:val="Title"/>
-    <w:basedOn w:val="Normal"/>
-    <w:next w:val="Normal"/>
-    <w:link w:val="TitreCar"/>
-    <w:uiPriority w:val="10"/>
-    <w:qFormat/>
-    <w:rsid w:val="005E2A3C"/>
-    <w:pPr>
-      <w:spacing w:after="80" w:line="240" w:lineRule="auto"/>
-      <w:contextualSpacing/>
-    </w:pPr>
-    <w:rPr>
-      <w:rFonts w:asciiTheme="majorHAnsi" w:eastAsiaTheme="majorEastAsia" w:hAnsiTheme="majorHAnsi" w:cstheme="majorBidi"/>
-      <w:spacing w:val="-10"/>
-      <w:kern w:val="28"/>
-      <w:sz w:val="56"/>
-      <w:szCs w:val="56"/>
-    </w:rPr>
-  </w:style>
-  <w:style w:type="character" w:customStyle="1" w:styleId="TitreCar">
-    <w:name w:val="Titre Car"/>
-    <w:basedOn w:val="Policepardfaut"/>
-    <w:link w:val="Titre"/>
-    <w:uiPriority w:val="10"/>
-    <w:rsid w:val="005E2A3C"/>
-    <w:rPr>
-      <w:rFonts w:asciiTheme="majorHAnsi" w:eastAsiaTheme="majorEastAsia" w:hAnsiTheme="majorHAnsi" w:cstheme="majorBidi"/>
-      <w:spacing w:val="-10"/>
-      <w:kern w:val="28"/>
-      <w:sz w:val="56"/>
-      <w:szCs w:val="56"/>
-    </w:rPr>
-  </w:style>
-  <w:style w:type="paragraph" w:styleId="Sous-titre">
-    <w:name w:val="Subtitle"/>
-    <w:basedOn w:val="Normal"/>
-    <w:next w:val="Normal"/>
-    <w:link w:val="Sous-titreCar"/>
-    <w:uiPriority w:val="11"/>
-    <w:qFormat/>
-    <w:rsid w:val="005E2A3C"/>
-    <w:pPr>
-      <w:numPr>
-        <w:ilvl w:val="1"/>
-      </w:numPr>
-    </w:pPr>
-    <w:rPr>
-      <w:rFonts w:eastAsiaTheme="majorEastAsia" w:cstheme="majorBidi"/>
-      <w:color w:val="595959" w:themeColor="text1" w:themeTint="A6"/>
-      <w:spacing w:val="15"/>
-      <w:sz w:val="28"/>
-      <w:szCs w:val="28"/>
-    </w:rPr>
-  </w:style>
-  <w:style w:type="character" w:customStyle="1" w:styleId="Sous-titreCar">
-    <w:name w:val="Sous-titre Car"/>
-    <w:basedOn w:val="Policepardfaut"/>
-    <w:link w:val="Sous-titre"/>
-    <w:uiPriority w:val="11"/>
-    <w:rsid w:val="005E2A3C"/>
-    <w:rPr>
-      <w:rFonts w:eastAsiaTheme="majorEastAsia" w:cstheme="majorBidi"/>
-      <w:color w:val="595959" w:themeColor="text1" w:themeTint="A6"/>
-      <w:spacing w:val="15"/>
-      <w:sz w:val="28"/>
-      <w:szCs w:val="28"/>
-    </w:rPr>
-  </w:style>
-  <w:style w:type="paragraph" w:styleId="Citation">
-    <w:name w:val="Quote"/>
-    <w:basedOn w:val="Normal"/>
-    <w:next w:val="Normal"/>
-    <w:link w:val="CitationCar"/>
-    <w:uiPriority w:val="29"/>
-    <w:qFormat/>
-    <w:rsid w:val="005E2A3C"/>
-    <w:pPr>
-      <w:spacing w:before="160"/>
-      <w:jc w:val="center"/>
-    </w:pPr>
-    <w:rPr>
-      <w:i/>
-      <w:iCs/>
-      <w:color w:val="404040" w:themeColor="text1" w:themeTint="BF"/>
-    </w:rPr>
-  </w:style>
-  <w:style w:type="character" w:customStyle="1" w:styleId="CitationCar">
-    <w:name w:val="Citation Car"/>
-    <w:basedOn w:val="Policepardfaut"/>
-    <w:link w:val="Citation"/>
-    <w:uiPriority w:val="29"/>
-    <w:rsid w:val="005E2A3C"/>
-    <w:rPr>
-      <w:i/>
-      <w:iCs/>
-      <w:color w:val="404040" w:themeColor="text1" w:themeTint="BF"/>
-    </w:rPr>
-  </w:style>
-  <w:style w:type="paragraph" w:styleId="Paragraphedeliste">
-    <w:name w:val="List Paragraph"/>
-    <w:basedOn w:val="Normal"/>
-    <w:uiPriority w:val="34"/>
-    <w:qFormat/>
-    <w:rsid w:val="005E2A3C"/>
-    <w:pPr>
-      <w:ind w:left="720"/>
-      <w:contextualSpacing/>
-    </w:pPr>
-  </w:style>
-  <w:style w:type="character" w:styleId="Accentuationintense">
-    <w:name w:val="Intense Emphasis"/>
-    <w:basedOn w:val="Policepardfaut"/>
-    <w:uiPriority w:val="21"/>
-    <w:qFormat/>
-    <w:rsid w:val="005E2A3C"/>
-    <w:rPr>
-      <w:i/>
-      <w:iCs/>
-      <w:color w:val="0F4761" w:themeColor="accent1" w:themeShade="BF"/>
-    </w:rPr>
-  </w:style>
-  <w:style w:type="paragraph" w:styleId="Citationintense">
-    <w:name w:val="Intense Quote"/>
-    <w:basedOn w:val="Normal"/>
-    <w:next w:val="Normal"/>
-    <w:link w:val="CitationintenseCar"/>
-    <w:uiPriority w:val="30"/>
-    <w:qFormat/>
-    <w:rsid w:val="005E2A3C"/>
-    <w:pPr>
-      <w:pBdr>
-        <w:top w:val="single" w:sz="4" w:space="10" w:color="0F4761" w:themeColor="accent1" w:themeShade="BF"/>
-        <w:bottom w:val="single" w:sz="4" w:space="10" w:color="0F4761" w:themeColor="accent1" w:themeShade="BF"/>
-      </w:pBdr>
-      <w:spacing w:before="360" w:after="360"/>
-      <w:ind w:left="864" w:right="864"/>
-      <w:jc w:val="center"/>
-    </w:pPr>
-    <w:rPr>
-      <w:i/>
-      <w:iCs/>
-      <w:color w:val="0F4761" w:themeColor="accent1" w:themeShade="BF"/>
-    </w:rPr>
-  </w:style>
-  <w:style w:type="character" w:customStyle="1" w:styleId="CitationintenseCar">
-    <w:name w:val="Citation intense Car"/>
-    <w:basedOn w:val="Policepardfaut"/>
-    <w:link w:val="Citationintense"/>
-    <w:uiPriority w:val="30"/>
-    <w:rsid w:val="005E2A3C"/>
-    <w:rPr>
-      <w:i/>
-      <w:iCs/>
-      <w:color w:val="0F4761" w:themeColor="accent1" w:themeShade="BF"/>
-    </w:rPr>
-  </w:style>
-  <w:style w:type="character" w:styleId="Rfrenceintense">
-    <w:name w:val="Intense Reference"/>
-    <w:basedOn w:val="Policepardfaut"/>
-    <w:uiPriority w:val="32"/>
-    <w:qFormat/>
-    <w:rsid w:val="005E2A3C"/>
-    <w:rPr>
-      <w:b/>
-      <w:bCs/>
-      <w:smallCaps/>
-      <w:color w:val="0F4761" w:themeColor="accent1" w:themeShade="BF"/>
-      <w:spacing w:val="5"/>
-    </w:rPr>
-  </w:style>
 </w:styles>
 </file>
 
 <file path=word/theme/theme1.xml><?xml version="1.0" encoding="utf-8"?>
-<a:theme xmlns:a="http://schemas.openxmlformats.org/drawingml/2006/main" name="Thème Office">
+<a:theme xmlns:a="http://schemas.openxmlformats.org/drawingml/2006/main" xmlns:r="http://schemas.openxmlformats.org/officeDocument/2006/relationships" name="Thème Office">
   <a:themeElements>
     <a:clrScheme name="Office">
       <a:dk1>
-        <a:sysClr val="windowText" lastClr="000000"/>
+        <a:srgbClr val="000000"/>
       </a:dk1>
       <a:lt1>
-        <a:sysClr val="window" lastClr="FFFFFF"/>
+        <a:srgbClr val="FFFFFF"/>
       </a:lt1>
       <a:dk2>
         <a:srgbClr val="0E2841"/>
@@ -1130,153 +1260,55 @@
     </a:clrScheme>
     <a:fontScheme name="Office">
       <a:majorFont>
-        <a:latin typeface="Aptos Display" panose="02110004020202020204"/>
+        <a:latin typeface="Aptos Display" panose="02110004020202020204" pitchFamily="0" charset="1"/>
         <a:ea typeface=""/>
         <a:cs typeface=""/>
-        <a:font script="Jpan" typeface="游ゴシック Light"/>
-        <a:font script="Hang" typeface="맑은 고딕"/>
-        <a:font script="Hans" typeface="等线 Light"/>
-        <a:font script="Hant" typeface="新細明體"/>
-        <a:font script="Arab" typeface="Times New Roman"/>
-        <a:font script="Hebr" typeface="Times New Roman"/>
-        <a:font script="Thai" typeface="Angsana New"/>
-        <a:font script="Ethi" typeface="Nyala"/>
-        <a:font script="Beng" typeface="Vrinda"/>
-        <a:font script="Gujr" typeface="Shruti"/>
-        <a:font script="Khmr" typeface="MoolBoran"/>
-        <a:font script="Knda" typeface="Tunga"/>
-        <a:font script="Guru" typeface="Raavi"/>
-        <a:font script="Cans" typeface="Euphemia"/>
-        <a:font script="Cher" typeface="Plantagenet Cherokee"/>
-        <a:font script="Yiii" typeface="Microsoft Yi Baiti"/>
-        <a:font script="Tibt" typeface="Microsoft Himalaya"/>
-        <a:font script="Thaa" typeface="MV Boli"/>
-        <a:font script="Deva" typeface="Mangal"/>
-        <a:font script="Telu" typeface="Gautami"/>
-        <a:font script="Taml" typeface="Latha"/>
-        <a:font script="Syrc" typeface="Estrangelo Edessa"/>
-        <a:font script="Orya" typeface="Kalinga"/>
-        <a:font script="Mlym" typeface="Kartika"/>
-        <a:font script="Laoo" typeface="DokChampa"/>
-        <a:font script="Sinh" typeface="Iskoola Pota"/>
-        <a:font script="Mong" typeface="Mongolian Baiti"/>
-        <a:font script="Viet" typeface="Times New Roman"/>
-        <a:font script="Uigh" typeface="Microsoft Uighur"/>
-        <a:font script="Geor" typeface="Sylfaen"/>
-        <a:font script="Armn" typeface="Arial"/>
-        <a:font script="Bugi" typeface="Leelawadee UI"/>
-        <a:font script="Bopo" typeface="Microsoft JhengHei"/>
-        <a:font script="Java" typeface="Javanese Text"/>
-        <a:font script="Lisu" typeface="Segoe UI"/>
-        <a:font script="Mymr" typeface="Myanmar Text"/>
-        <a:font script="Nkoo" typeface="Ebrima"/>
-        <a:font script="Olck" typeface="Nirmala UI"/>
-        <a:font script="Osma" typeface="Ebrima"/>
-        <a:font script="Phag" typeface="Phagspa"/>
-        <a:font script="Syrn" typeface="Estrangelo Edessa"/>
-        <a:font script="Syrj" typeface="Estrangelo Edessa"/>
-        <a:font script="Syre" typeface="Estrangelo Edessa"/>
-        <a:font script="Sora" typeface="Nirmala UI"/>
-        <a:font script="Tale" typeface="Microsoft Tai Le"/>
-        <a:font script="Talu" typeface="Microsoft New Tai Lue"/>
-        <a:font script="Tfng" typeface="Ebrima"/>
       </a:majorFont>
       <a:minorFont>
-        <a:latin typeface="Aptos" panose="02110004020202020204"/>
+        <a:latin typeface="Aptos" panose="02110004020202020204" pitchFamily="0" charset="1"/>
         <a:ea typeface=""/>
         <a:cs typeface=""/>
-        <a:font script="Jpan" typeface="游ゴシック"/>
-        <a:font script="Hang" typeface="맑은 고딕"/>
-        <a:font script="Hans" typeface="等线"/>
-        <a:font script="Hant" typeface="新細明體"/>
-        <a:font script="Arab" typeface="Arial"/>
-        <a:font script="Hebr" typeface="Arial"/>
-        <a:font script="Thai" typeface="Cordia New"/>
-        <a:font script="Ethi" typeface="Nyala"/>
-        <a:font script="Beng" typeface="Vrinda"/>
-        <a:font script="Gujr" typeface="Shruti"/>
-        <a:font script="Khmr" typeface="DaunPenh"/>
-        <a:font script="Knda" typeface="Tunga"/>
-        <a:font script="Guru" typeface="Raavi"/>
-        <a:font script="Cans" typeface="Euphemia"/>
-        <a:font script="Cher" typeface="Plantagenet Cherokee"/>
-        <a:font script="Yiii" typeface="Microsoft Yi Baiti"/>
-        <a:font script="Tibt" typeface="Microsoft Himalaya"/>
-        <a:font script="Thaa" typeface="MV Boli"/>
-        <a:font script="Deva" typeface="Mangal"/>
-        <a:font script="Telu" typeface="Gautami"/>
-        <a:font script="Taml" typeface="Latha"/>
-        <a:font script="Syrc" typeface="Estrangelo Edessa"/>
-        <a:font script="Orya" typeface="Kalinga"/>
-        <a:font script="Mlym" typeface="Kartika"/>
-        <a:font script="Laoo" typeface="DokChampa"/>
-        <a:font script="Sinh" typeface="Iskoola Pota"/>
-        <a:font script="Mong" typeface="Mongolian Baiti"/>
-        <a:font script="Viet" typeface="Arial"/>
-        <a:font script="Uigh" typeface="Microsoft Uighur"/>
-        <a:font script="Geor" typeface="Sylfaen"/>
-        <a:font script="Armn" typeface="Arial"/>
-        <a:font script="Bugi" typeface="Leelawadee UI"/>
-        <a:font script="Bopo" typeface="Microsoft JhengHei"/>
-        <a:font script="Java" typeface="Javanese Text"/>
-        <a:font script="Lisu" typeface="Segoe UI"/>
-        <a:font script="Mymr" typeface="Myanmar Text"/>
-        <a:font script="Nkoo" typeface="Ebrima"/>
-        <a:font script="Olck" typeface="Nirmala UI"/>
-        <a:font script="Osma" typeface="Ebrima"/>
-        <a:font script="Phag" typeface="Phagspa"/>
-        <a:font script="Syrn" typeface="Estrangelo Edessa"/>
-        <a:font script="Syrj" typeface="Estrangelo Edessa"/>
-        <a:font script="Syre" typeface="Estrangelo Edessa"/>
-        <a:font script="Sora" typeface="Nirmala UI"/>
-        <a:font script="Tale" typeface="Microsoft Tai Le"/>
-        <a:font script="Talu" typeface="Microsoft New Tai Lue"/>
-        <a:font script="Tfng" typeface="Ebrima"/>
       </a:minorFont>
     </a:fontScheme>
-    <a:fmtScheme name="Office">
+    <a:fmtScheme>
       <a:fillStyleLst>
         <a:solidFill>
           <a:schemeClr val="phClr"/>
         </a:solidFill>
-        <a:gradFill rotWithShape="1">
+        <a:gradFill>
           <a:gsLst>
             <a:gs pos="0">
               <a:schemeClr val="phClr">
                 <a:lumMod val="110000"/>
-                <a:satMod val="105000"/>
                 <a:tint val="67000"/>
               </a:schemeClr>
             </a:gs>
             <a:gs pos="50000">
               <a:schemeClr val="phClr">
                 <a:lumMod val="105000"/>
-                <a:satMod val="103000"/>
                 <a:tint val="73000"/>
               </a:schemeClr>
             </a:gs>
             <a:gs pos="100000">
               <a:schemeClr val="phClr">
                 <a:lumMod val="105000"/>
-                <a:satMod val="109000"/>
                 <a:tint val="81000"/>
               </a:schemeClr>
             </a:gs>
           </a:gsLst>
           <a:lin ang="5400000" scaled="0"/>
+          <a:tileRect l="0" t="0" r="0" b="0"/>
         </a:gradFill>
-        <a:gradFill rotWithShape="1">
+        <a:gradFill>
           <a:gsLst>
             <a:gs pos="0">
               <a:schemeClr val="phClr">
-                <a:satMod val="103000"/>
                 <a:lumMod val="102000"/>
                 <a:tint val="94000"/>
               </a:schemeClr>
             </a:gs>
             <a:gs pos="50000">
               <a:schemeClr val="phClr">
-                <a:satMod val="110000"/>
                 <a:lumMod val="100000"/>
                 <a:shade val="100000"/>
               </a:schemeClr>
@@ -1284,33 +1316,24 @@
             <a:gs pos="100000">
               <a:schemeClr val="phClr">
                 <a:lumMod val="99000"/>
-                <a:satMod val="120000"/>
                 <a:shade val="78000"/>
               </a:schemeClr>
             </a:gs>
           </a:gsLst>
           <a:lin ang="5400000" scaled="0"/>
+          <a:tileRect l="0" t="0" r="0" b="0"/>
         </a:gradFill>
       </a:fillStyleLst>
       <a:lnStyleLst>
         <a:ln w="6350" cap="flat" cmpd="sng" algn="ctr">
-          <a:solidFill>
-            <a:schemeClr val="phClr"/>
-          </a:solidFill>
           <a:prstDash val="solid"/>
           <a:miter lim="800000"/>
         </a:ln>
         <a:ln w="12700" cap="flat" cmpd="sng" algn="ctr">
-          <a:solidFill>
-            <a:schemeClr val="phClr"/>
-          </a:solidFill>
           <a:prstDash val="solid"/>
           <a:miter lim="800000"/>
         </a:ln>
         <a:ln w="19050" cap="flat" cmpd="sng" algn="ctr">
-          <a:solidFill>
-            <a:schemeClr val="phClr"/>
-          </a:solidFill>
           <a:prstDash val="solid"/>
           <a:miter lim="800000"/>
         </a:ln>
@@ -1323,13 +1346,7 @@
           <a:effectLst/>
         </a:effectStyle>
         <a:effectStyle>
-          <a:effectLst>
-            <a:outerShdw blurRad="57150" dist="19050" dir="5400000" algn="ctr" rotWithShape="0">
-              <a:srgbClr val="000000">
-                <a:alpha val="63000"/>
-              </a:srgbClr>
-            </a:outerShdw>
-          </a:effectLst>
+          <a:effectLst/>
         </a:effectStyle>
       </a:effectStyleLst>
       <a:bgFillStyleLst>
@@ -1339,15 +1356,13 @@
         <a:solidFill>
           <a:schemeClr val="phClr">
             <a:tint val="95000"/>
-            <a:satMod val="170000"/>
           </a:schemeClr>
         </a:solidFill>
-        <a:gradFill rotWithShape="1">
+        <a:gradFill>
           <a:gsLst>
             <a:gs pos="0">
               <a:schemeClr val="phClr">
                 <a:tint val="93000"/>
-                <a:satMod val="150000"/>
                 <a:shade val="98000"/>
                 <a:lumMod val="102000"/>
               </a:schemeClr>
@@ -1355,7 +1370,6 @@
             <a:gs pos="50000">
               <a:schemeClr val="phClr">
                 <a:tint val="98000"/>
-                <a:satMod val="130000"/>
                 <a:shade val="90000"/>
                 <a:lumMod val="103000"/>
               </a:schemeClr>
@@ -1363,21 +1377,14 @@
             <a:gs pos="100000">
               <a:schemeClr val="phClr">
                 <a:shade val="63000"/>
-                <a:satMod val="120000"/>
               </a:schemeClr>
             </a:gs>
           </a:gsLst>
           <a:lin ang="5400000" scaled="0"/>
+          <a:tileRect l="0" t="0" r="0" b="0"/>
         </a:gradFill>
       </a:bgFillStyleLst>
     </a:fmtScheme>
   </a:themeElements>
-  <a:objectDefaults/>
-  <a:extraClrSchemeLst/>
-  <a:extLst>
-    <a:ext uri="{05A4C25C-085E-4340-85A3-A5531E510DB2}">
-      <thm15:themeFamily xmlns:thm15="http://schemas.microsoft.com/office/thememl/2012/main" name="Office Theme" id="{62F939B6-93AF-4DB8-9C6B-D6C7DFDC589F}" vid="{4A3C46E8-61CC-4603-A589-7422A47A8E4A}"/>
-    </a:ext>
-  </a:extLst>
 </a:theme>
 </file>